--- a/01-introduction/01-TD-Vosviewer.docx
+++ b/01-introduction/01-TD-Vosviewer.docx
@@ -1,6 +1,6 @@
 
 <file path=word/document.xml><?xml version="1.0" encoding="utf-8"?>
-<w:document xmlns:wpc="http://schemas.microsoft.com/office/word/2010/wordprocessingCanvas" xmlns:cx="http://schemas.microsoft.com/office/drawing/2014/chartex" xmlns:cx1="http://schemas.microsoft.com/office/drawing/2015/9/8/chartex" xmlns:cx2="http://schemas.microsoft.com/office/drawing/2015/10/21/chartex" xmlns:cx3="http://schemas.microsoft.com/office/drawing/2016/5/9/chartex" xmlns:cx4="http://schemas.microsoft.com/office/drawing/2016/5/10/chartex" xmlns:cx5="http://schemas.microsoft.com/office/drawing/2016/5/11/chartex" xmlns:cx6="http://schemas.microsoft.com/office/drawing/2016/5/12/chartex" xmlns:cx7="http://schemas.microsoft.com/office/drawing/2016/5/13/chartex" xmlns:cx8="http://schemas.microsoft.com/office/drawing/2016/5/14/chartex" xmlns:mc="http://schemas.openxmlformats.org/markup-compatibility/2006" xmlns:aink="http://schemas.microsoft.com/office/drawing/2016/ink" xmlns:am3d="http://schemas.microsoft.com/office/drawing/2017/model3d" xmlns:o="urn:schemas-microsoft-com:office:office" xmlns:oel="http://schemas.microsoft.com/office/2019/extlst" xmlns:r="http://schemas.openxmlformats.org/officeDocument/2006/relationships" xmlns:m="http://schemas.openxmlformats.org/officeDocument/2006/math" xmlns:v="urn:schemas-microsoft-com:vml" xmlns:wp14="http://schemas.microsoft.com/office/word/2010/wordprocessingDrawing" xmlns:wp="http://schemas.openxmlformats.org/drawingml/2006/wordprocessingDrawing" xmlns:w10="urn:schemas-microsoft-com:office:word" xmlns:w="http://schemas.openxmlformats.org/wordprocessingml/2006/main" xmlns:w14="http://schemas.microsoft.com/office/word/2010/wordml" xmlns:w15="http://schemas.microsoft.com/office/word/2012/wordml" xmlns:w16cex="http://schemas.microsoft.com/office/word/2018/wordml/cex" xmlns:w16cid="http://schemas.microsoft.com/office/word/2016/wordml/cid" xmlns:w16="http://schemas.microsoft.com/office/word/2018/wordml" xmlns:w16sdtdh="http://schemas.microsoft.com/office/word/2020/wordml/sdtdatahash" xmlns:w16se="http://schemas.microsoft.com/office/word/2015/wordml/symex" xmlns:wpg="http://schemas.microsoft.com/office/word/2010/wordprocessingGroup" xmlns:wpi="http://schemas.microsoft.com/office/word/2010/wordprocessingInk" xmlns:wne="http://schemas.microsoft.com/office/word/2006/wordml" xmlns:wps="http://schemas.microsoft.com/office/word/2010/wordprocessingShape" mc:Ignorable="w14 w15 w16se w16cid w16 w16cex w16sdtdh wp14">
+<w:document xmlns:wpc="http://schemas.microsoft.com/office/word/2010/wordprocessingCanvas" xmlns:cx="http://schemas.microsoft.com/office/drawing/2014/chartex" xmlns:cx1="http://schemas.microsoft.com/office/drawing/2015/9/8/chartex" xmlns:cx2="http://schemas.microsoft.com/office/drawing/2015/10/21/chartex" xmlns:cx3="http://schemas.microsoft.com/office/drawing/2016/5/9/chartex" xmlns:cx4="http://schemas.microsoft.com/office/drawing/2016/5/10/chartex" xmlns:cx5="http://schemas.microsoft.com/office/drawing/2016/5/11/chartex" xmlns:cx6="http://schemas.microsoft.com/office/drawing/2016/5/12/chartex" xmlns:cx7="http://schemas.microsoft.com/office/drawing/2016/5/13/chartex" xmlns:cx8="http://schemas.microsoft.com/office/drawing/2016/5/14/chartex" xmlns:mc="http://schemas.openxmlformats.org/markup-compatibility/2006" xmlns:aink="http://schemas.microsoft.com/office/drawing/2016/ink" xmlns:am3d="http://schemas.microsoft.com/office/drawing/2017/model3d" xmlns:o="urn:schemas-microsoft-com:office:office" xmlns:oel="http://schemas.microsoft.com/office/2019/extlst" xmlns:r="http://schemas.openxmlformats.org/officeDocument/2006/relationships" xmlns:m="http://schemas.openxmlformats.org/officeDocument/2006/math" xmlns:v="urn:schemas-microsoft-com:vml" xmlns:wp14="http://schemas.microsoft.com/office/word/2010/wordprocessingDrawing" xmlns:wp="http://schemas.openxmlformats.org/drawingml/2006/wordprocessingDrawing" xmlns:w10="urn:schemas-microsoft-com:office:word" xmlns:w="http://schemas.openxmlformats.org/wordprocessingml/2006/main" xmlns:w14="http://schemas.microsoft.com/office/word/2010/wordml" xmlns:w15="http://schemas.microsoft.com/office/word/2012/wordml" xmlns:w16cex="http://schemas.microsoft.com/office/word/2018/wordml/cex" xmlns:w16cid="http://schemas.microsoft.com/office/word/2016/wordml/cid" xmlns:w16="http://schemas.microsoft.com/office/word/2018/wordml" xmlns:w16du="http://schemas.microsoft.com/office/word/2023/wordml/word16du" xmlns:w16sdtdh="http://schemas.microsoft.com/office/word/2020/wordml/sdtdatahash" xmlns:w16se="http://schemas.microsoft.com/office/word/2015/wordml/symex" xmlns:wpg="http://schemas.microsoft.com/office/word/2010/wordprocessingGroup" xmlns:wpi="http://schemas.microsoft.com/office/word/2010/wordprocessingInk" xmlns:wne="http://schemas.microsoft.com/office/word/2006/wordml" xmlns:wps="http://schemas.microsoft.com/office/word/2010/wordprocessingShape" mc:Ignorable="w14 w15 w16se w16cid w16 w16cex w16sdtdh w16du wp14">
   <w:body>
     <w:p>
       <w:pPr>
@@ -41,7 +41,7 @@
           <w:szCs w:val="20"/>
         </w:rPr>
         <w:drawing>
-          <wp:anchor distT="0" distB="0" distL="114300" distR="114300" simplePos="0" relativeHeight="251658240" behindDoc="0" locked="0" layoutInCell="1" allowOverlap="1" wp14:anchorId="494B3151" wp14:editId="30F3891E">
+          <wp:anchor distT="0" distB="0" distL="114300" distR="114300" simplePos="0" relativeHeight="251658240" behindDoc="0" locked="0" layoutInCell="1" allowOverlap="1" wp14:anchorId="494B3151" wp14:editId="12F06441">
             <wp:simplePos x="0" y="0"/>
             <wp:positionH relativeFrom="column">
               <wp:posOffset>5715</wp:posOffset>
@@ -752,18 +752,7 @@
       </w:r>
       <w:proofErr w:type="spellEnd"/>
       <w:r>
-        <w:t xml:space="preserve"> qui peut être utilisée pour </w:t>
-      </w:r>
-      <w:proofErr w:type="spellStart"/>
-      <w:r>
-        <w:t>construire</w:t>
-      </w:r>
-      <w:r>
-        <w:t>fa</w:t>
-      </w:r>
-      <w:proofErr w:type="spellEnd"/>
-      <w:r>
-        <w:t xml:space="preserve"> et visualiser des réseaux de co-occurrence de termes importants extraits d'un ensemble de littérature scientifique.</w:t>
+        <w:t xml:space="preserve"> qui peut être utilisée pour construire et visualiser des réseaux de co-occurrence de termes importants extraits d'un ensemble de littérature scientifique.</w:t>
       </w:r>
     </w:p>
     <w:p>
@@ -795,13 +784,16 @@
         </w:numPr>
       </w:pPr>
       <w:r>
-        <w:t xml:space="preserve">Identifier les bases de données scientifiques pour collecter </w:t>
-      </w:r>
-      <w:r>
-        <w:t>et visualiser d</w:t>
-      </w:r>
-      <w:r>
-        <w:t>es données.</w:t>
+        <w:t xml:space="preserve">A partir d’un sujet global, </w:t>
+      </w:r>
+      <w:r>
+        <w:t xml:space="preserve">identifier </w:t>
+      </w:r>
+      <w:r>
+        <w:t xml:space="preserve">et structurer une </w:t>
+      </w:r>
+      <w:r>
+        <w:t>question de recherche.</w:t>
       </w:r>
     </w:p>
     <w:p>
@@ -813,6 +805,33 @@
         </w:numPr>
       </w:pPr>
       <w:r>
+        <w:t>Utiliser</w:t>
+      </w:r>
+      <w:r>
+        <w:t xml:space="preserve"> les bases de données scientifiques pour collecter </w:t>
+      </w:r>
+      <w:r>
+        <w:t>et visualiser d</w:t>
+      </w:r>
+      <w:r>
+        <w:t>es données</w:t>
+      </w:r>
+      <w:r>
+        <w:t xml:space="preserve"> scientifiques</w:t>
+      </w:r>
+      <w:r>
+        <w:t>.</w:t>
+      </w:r>
+    </w:p>
+    <w:p>
+      <w:pPr>
+        <w:pStyle w:val="Paragraphedeliste"/>
+        <w:numPr>
+          <w:ilvl w:val="0"/>
+          <w:numId w:val="6"/>
+        </w:numPr>
+      </w:pPr>
+      <w:r>
         <w:t>Prendre en main</w:t>
       </w:r>
       <w:r>
@@ -902,7 +921,25 @@
     <w:p/>
     <w:p>
       <w:pPr>
+        <w:sectPr>
+          <w:footerReference w:type="default" r:id="rId9"/>
+          <w:headerReference w:type="first" r:id="rId10"/>
+          <w:footerReference w:type="first" r:id="rId11"/>
+          <w:type w:val="continuous"/>
+          <w:pgSz w:w="11906" w:h="16838"/>
+          <w:pgMar w:top="1417" w:right="1417" w:bottom="1417" w:left="1417" w:header="708" w:footer="708" w:gutter="0"/>
+          <w:cols w:space="708"/>
+          <w:titlePg/>
+          <w:docGrid w:linePitch="360"/>
+        </w:sectPr>
+      </w:pPr>
+    </w:p>
+    <w:p>
+      <w:pPr>
         <w:pStyle w:val="Titre1"/>
+        <w:tabs>
+          <w:tab w:val="left" w:pos="13518"/>
+        </w:tabs>
       </w:pPr>
       <w:r>
         <w:lastRenderedPageBreak/>
@@ -922,6 +959,9 @@
       </w:r>
       <w:r>
         <w:t xml:space="preserve"> de recherche</w:t>
+      </w:r>
+      <w:r>
+        <w:tab/>
       </w:r>
     </w:p>
     <w:p>
@@ -988,8 +1028,8 @@
         <w:tblLook w:val="04A0" w:firstRow="1" w:lastRow="0" w:firstColumn="1" w:lastColumn="0" w:noHBand="0" w:noVBand="1"/>
       </w:tblPr>
       <w:tblGrid>
-        <w:gridCol w:w="4472"/>
-        <w:gridCol w:w="4554"/>
+        <w:gridCol w:w="7348"/>
+        <w:gridCol w:w="7797"/>
       </w:tblGrid>
       <w:tr>
         <w:trPr>
@@ -997,7 +1037,7 @@
         </w:trPr>
         <w:tc>
           <w:tcPr>
-            <w:tcW w:w="13242" w:type="dxa"/>
+            <w:tcW w:w="15145" w:type="dxa"/>
             <w:gridSpan w:val="2"/>
             <w:tcBorders>
               <w:top w:val="single" w:sz="18" w:space="0" w:color="auto"/>
@@ -1019,7 +1059,15 @@
                 <w:b/>
                 <w:color w:val="000000" w:themeColor="text1"/>
               </w:rPr>
-              <w:t>THÈME GÉNÉRAL DU TRAVAIL</w:t>
+              <w:t>THÈME GÉNÉRAL D</w:t>
+            </w:r>
+            <w:r>
+              <w:rPr>
+                <w:rFonts w:ascii="Roboto" w:hAnsi="Roboto"/>
+                <w:b/>
+                <w:color w:val="000000" w:themeColor="text1"/>
+              </w:rPr>
+              <w:t>E RECHERCHE</w:t>
             </w:r>
           </w:p>
           <w:p>
@@ -1040,6 +1088,15 @@
                 <w:szCs w:val="16"/>
               </w:rPr>
               <w:t>Ex : Le travail des jeunes</w:t>
+            </w:r>
+            <w:r>
+              <w:rPr>
+                <w:rFonts w:ascii="Roboto" w:hAnsi="Roboto"/>
+                <w:color w:val="000000" w:themeColor="text1"/>
+                <w:sz w:val="16"/>
+                <w:szCs w:val="16"/>
+              </w:rPr>
+              <w:t xml:space="preserve">, </w:t>
             </w:r>
           </w:p>
         </w:tc>
@@ -1051,7 +1108,7 @@
         </w:trPr>
         <w:tc>
           <w:tcPr>
-            <w:tcW w:w="13242" w:type="dxa"/>
+            <w:tcW w:w="15145" w:type="dxa"/>
             <w:gridSpan w:val="2"/>
             <w:tcBorders>
               <w:top w:val="nil"/>
@@ -1077,7 +1134,7 @@
         </w:trPr>
         <w:tc>
           <w:tcPr>
-            <w:tcW w:w="6550" w:type="dxa"/>
+            <w:tcW w:w="7348" w:type="dxa"/>
             <w:tcBorders>
               <w:top w:val="single" w:sz="8" w:space="0" w:color="auto"/>
               <w:bottom w:val="nil"/>
@@ -1114,16 +1171,135 @@
               <w:rPr>
                 <w:rFonts w:ascii="Roboto" w:hAnsi="Roboto"/>
                 <w:color w:val="000000" w:themeColor="text1"/>
-                <w:sz w:val="18"/>
-                <w:szCs w:val="18"/>
-              </w:rPr>
-              <w:t xml:space="preserve">Quels sont les aspects qui m'intéressent ? Quelles sont les composantes de la question ? </w:t>
+                <w:sz w:val="16"/>
+                <w:szCs w:val="16"/>
+              </w:rPr>
+              <w:t xml:space="preserve">Quelle problématique ou quel besoin spécifique </w:t>
+            </w:r>
+            <w:r>
+              <w:rPr>
+                <w:rFonts w:ascii="Roboto" w:hAnsi="Roboto"/>
+                <w:color w:val="000000" w:themeColor="text1"/>
+                <w:sz w:val="16"/>
+                <w:szCs w:val="16"/>
+              </w:rPr>
+              <w:t>voulez</w:t>
+            </w:r>
+            <w:r>
+              <w:rPr>
+                <w:rFonts w:ascii="Roboto" w:hAnsi="Roboto"/>
+                <w:color w:val="000000" w:themeColor="text1"/>
+                <w:sz w:val="16"/>
+                <w:szCs w:val="16"/>
+              </w:rPr>
+              <w:t>-</w:t>
+            </w:r>
+            <w:r>
+              <w:rPr>
+                <w:rFonts w:ascii="Roboto" w:hAnsi="Roboto"/>
+                <w:color w:val="000000" w:themeColor="text1"/>
+                <w:sz w:val="16"/>
+                <w:szCs w:val="16"/>
+              </w:rPr>
+              <w:t>vous</w:t>
+            </w:r>
+            <w:r>
+              <w:rPr>
+                <w:rFonts w:ascii="Roboto" w:hAnsi="Roboto"/>
+                <w:color w:val="000000" w:themeColor="text1"/>
+                <w:sz w:val="16"/>
+                <w:szCs w:val="16"/>
+              </w:rPr>
+              <w:t xml:space="preserve"> </w:t>
+            </w:r>
+            <w:r>
+              <w:rPr>
+                <w:rFonts w:ascii="Roboto" w:hAnsi="Roboto"/>
+                <w:color w:val="000000" w:themeColor="text1"/>
+                <w:sz w:val="16"/>
+                <w:szCs w:val="16"/>
+              </w:rPr>
+              <w:t>explorer</w:t>
+            </w:r>
+            <w:r>
+              <w:rPr>
+                <w:rFonts w:ascii="Roboto" w:hAnsi="Roboto"/>
+                <w:color w:val="000000" w:themeColor="text1"/>
+                <w:sz w:val="16"/>
+                <w:szCs w:val="16"/>
+              </w:rPr>
+              <w:t xml:space="preserve"> ?</w:t>
+            </w:r>
+            <w:r>
+              <w:rPr>
+                <w:rFonts w:ascii="Roboto" w:hAnsi="Roboto"/>
+                <w:color w:val="000000" w:themeColor="text1"/>
+                <w:sz w:val="16"/>
+                <w:szCs w:val="16"/>
+              </w:rPr>
+              <w:t xml:space="preserve"> </w:t>
+            </w:r>
+            <w:r>
+              <w:rPr>
+                <w:rFonts w:ascii="Roboto" w:hAnsi="Roboto"/>
+                <w:color w:val="000000" w:themeColor="text1"/>
+                <w:sz w:val="16"/>
+                <w:szCs w:val="16"/>
+              </w:rPr>
+              <w:t>Quels sont les aspects qui</w:t>
+            </w:r>
+            <w:r>
+              <w:rPr>
+                <w:rFonts w:ascii="Roboto" w:hAnsi="Roboto"/>
+                <w:color w:val="000000" w:themeColor="text1"/>
+                <w:sz w:val="16"/>
+                <w:szCs w:val="16"/>
+              </w:rPr>
+              <w:t xml:space="preserve"> sont </w:t>
+            </w:r>
+            <w:proofErr w:type="spellStart"/>
+            <w:r>
+              <w:rPr>
+                <w:rFonts w:ascii="Roboto" w:hAnsi="Roboto"/>
+                <w:color w:val="000000" w:themeColor="text1"/>
+                <w:sz w:val="16"/>
+                <w:szCs w:val="16"/>
+              </w:rPr>
+              <w:t>intéressent</w:t>
+            </w:r>
+            <w:r>
+              <w:rPr>
+                <w:rFonts w:ascii="Roboto" w:hAnsi="Roboto"/>
+                <w:color w:val="000000" w:themeColor="text1"/>
+                <w:sz w:val="16"/>
+                <w:szCs w:val="16"/>
+              </w:rPr>
+              <w:t>s</w:t>
+            </w:r>
+            <w:proofErr w:type="spellEnd"/>
+            <w:r>
+              <w:rPr>
+                <w:rFonts w:ascii="Roboto" w:hAnsi="Roboto"/>
+                <w:color w:val="000000" w:themeColor="text1"/>
+                <w:sz w:val="16"/>
+                <w:szCs w:val="16"/>
+              </w:rPr>
+              <w:t xml:space="preserve"> ? Quelles sont les composantes de la question ?</w:t>
+            </w:r>
+            <w:r>
+              <w:rPr>
+                <w:rFonts w:ascii="Roboto" w:hAnsi="Roboto"/>
+                <w:color w:val="000000" w:themeColor="text1"/>
+                <w:sz w:val="16"/>
+                <w:szCs w:val="16"/>
+              </w:rPr>
+              <w:t xml:space="preserve"> </w:t>
             </w:r>
           </w:p>
         </w:tc>
         <w:tc>
           <w:tcPr>
-            <w:tcW w:w="6692" w:type="dxa"/>
+            <w:tcW w:w="7797" w:type="dxa"/>
             <w:tcBorders>
               <w:top w:val="single" w:sz="8" w:space="0" w:color="auto"/>
               <w:bottom w:val="nil"/>
@@ -1152,44 +1328,72 @@
               <w:rPr>
                 <w:rFonts w:ascii="Roboto" w:hAnsi="Roboto"/>
                 <w:color w:val="000000" w:themeColor="text1"/>
-                <w:sz w:val="18"/>
-                <w:szCs w:val="18"/>
               </w:rPr>
             </w:pPr>
             <w:r>
               <w:rPr>
+                <w:rStyle w:val="Marquedecommentaire"/>
                 <w:rFonts w:ascii="Roboto" w:hAnsi="Roboto"/>
                 <w:color w:val="000000" w:themeColor="text1"/>
-                <w:sz w:val="18"/>
-                <w:szCs w:val="18"/>
-              </w:rPr>
-              <w:t>Quels groupes particuliers sont concernés par la question ?</w:t>
+              </w:rPr>
+              <w:t xml:space="preserve">Quels sont les acteurs concernés par ce sujet (individus, groupes, organisations, industries) </w:t>
             </w:r>
             <w:r>
               <w:rPr>
+                <w:rFonts w:ascii="Roboto" w:hAnsi="Roboto"/>
+                <w:color w:val="000000" w:themeColor="text1"/>
+                <w:sz w:val="16"/>
+                <w:szCs w:val="16"/>
+              </w:rPr>
+              <w:t>par la question</w:t>
+            </w:r>
+            <w:r>
+              <w:rPr>
+                <w:rFonts w:ascii="Roboto" w:hAnsi="Roboto"/>
+                <w:color w:val="000000" w:themeColor="text1"/>
+                <w:sz w:val="16"/>
+                <w:szCs w:val="16"/>
+              </w:rPr>
+              <w:t xml:space="preserve"> </w:t>
+            </w:r>
+            <w:r>
+              <w:rPr>
                 <w:rStyle w:val="Marquedecommentaire"/>
                 <w:rFonts w:ascii="Roboto" w:hAnsi="Roboto"/>
                 <w:color w:val="000000" w:themeColor="text1"/>
-                <w:sz w:val="18"/>
-                <w:szCs w:val="18"/>
+              </w:rPr>
+              <w:t>?</w:t>
+            </w:r>
+            <w:r>
+              <w:rPr>
+                <w:rStyle w:val="Marquedecommentaire"/>
+                <w:rFonts w:ascii="Roboto" w:hAnsi="Roboto"/>
+                <w:color w:val="000000" w:themeColor="text1"/>
               </w:rPr>
               <w:t xml:space="preserve"> </w:t>
             </w:r>
-          </w:p>
-          <w:p>
-            <w:pPr>
-              <w:spacing w:line="276" w:lineRule="auto"/>
-              <w:rPr>
+            <w:r>
+              <w:rPr>
+                <w:rStyle w:val="Marquedecommentaire"/>
                 <w:rFonts w:ascii="Roboto" w:hAnsi="Roboto"/>
                 <w:color w:val="000000" w:themeColor="text1"/>
               </w:rPr>
-            </w:pPr>
+              <w:t xml:space="preserve">Quels profils d’utilisateurs ou parties prenantes seront affectés par les résultats de la recherche ? </w:t>
+            </w:r>
             <w:r>
               <w:rPr>
+                <w:rStyle w:val="Marquedecommentaire"/>
                 <w:rFonts w:ascii="Roboto" w:hAnsi="Roboto"/>
                 <w:color w:val="000000" w:themeColor="text1"/>
-                <w:sz w:val="18"/>
-                <w:szCs w:val="18"/>
+              </w:rPr>
+              <w:t xml:space="preserve"> </w:t>
+            </w:r>
+            <w:r>
+              <w:rPr>
+                <w:rFonts w:ascii="Roboto" w:hAnsi="Roboto"/>
+                <w:color w:val="000000" w:themeColor="text1"/>
+                <w:sz w:val="16"/>
+                <w:szCs w:val="16"/>
               </w:rPr>
               <w:t>Lesquels m’intéressent?</w:t>
             </w:r>
@@ -1197,6 +1401,8 @@
               <w:rPr>
                 <w:rFonts w:ascii="Roboto" w:hAnsi="Roboto"/>
                 <w:color w:val="000000" w:themeColor="text1"/>
+                <w:sz w:val="21"/>
+                <w:szCs w:val="18"/>
               </w:rPr>
               <w:t xml:space="preserve"> </w:t>
             </w:r>
@@ -1210,7 +1416,7 @@
         </w:trPr>
         <w:tc>
           <w:tcPr>
-            <w:tcW w:w="6550" w:type="dxa"/>
+            <w:tcW w:w="7348" w:type="dxa"/>
             <w:tcBorders>
               <w:top w:val="nil"/>
               <w:bottom w:val="single" w:sz="8" w:space="0" w:color="auto"/>
@@ -1248,18 +1454,10 @@
               </w:rPr>
             </w:pPr>
           </w:p>
-          <w:p>
-            <w:pPr>
-              <w:rPr>
-                <w:rFonts w:ascii="Roboto" w:hAnsi="Roboto"/>
-                <w:color w:val="000000" w:themeColor="text1"/>
-              </w:rPr>
-            </w:pPr>
-          </w:p>
         </w:tc>
         <w:tc>
           <w:tcPr>
-            <w:tcW w:w="6692" w:type="dxa"/>
+            <w:tcW w:w="7797" w:type="dxa"/>
             <w:tcBorders>
               <w:top w:val="nil"/>
               <w:bottom w:val="single" w:sz="8" w:space="0" w:color="auto"/>
@@ -1281,15 +1479,14 @@
         </w:trPr>
         <w:tc>
           <w:tcPr>
-            <w:tcW w:w="6550" w:type="dxa"/>
+            <w:tcW w:w="7348" w:type="dxa"/>
             <w:tcBorders>
               <w:top w:val="single" w:sz="8" w:space="0" w:color="auto"/>
+              <w:bottom w:val="nil"/>
             </w:tcBorders>
-            <w:shd w:val="clear" w:color="auto" w:fill="auto"/>
           </w:tcPr>
           <w:p>
             <w:pPr>
-              <w:spacing w:line="276" w:lineRule="auto"/>
               <w:rPr>
                 <w:rFonts w:ascii="Roboto" w:hAnsi="Roboto"/>
                 <w:b/>
@@ -1302,28 +1499,40 @@
                 <w:b/>
                 <w:color w:val="000000" w:themeColor="text1"/>
               </w:rPr>
-              <w:t>Quelles sont les questions sur lesquelles vous avez déjà des idées?</w:t>
+              <w:t>QUAND?</w:t>
             </w:r>
+          </w:p>
+          <w:p>
+            <w:pPr>
+              <w:spacing w:line="276" w:lineRule="auto"/>
+              <w:rPr>
+                <w:rFonts w:ascii="Roboto" w:hAnsi="Roboto"/>
+                <w:color w:val="000000" w:themeColor="text1"/>
+                <w:sz w:val="18"/>
+                <w:szCs w:val="18"/>
+              </w:rPr>
+            </w:pPr>
             <w:r>
               <w:rPr>
                 <w:rFonts w:ascii="Roboto" w:hAnsi="Roboto"/>
                 <w:color w:val="000000" w:themeColor="text1"/>
-              </w:rPr>
-              <w:t xml:space="preserve"> </w:t>
+                <w:sz w:val="16"/>
+                <w:szCs w:val="16"/>
+              </w:rPr>
+              <w:t xml:space="preserve">De quelle période s'agit-il ? Est-ce une époque précise ? Peut-on le circonscrire dans le temps ? Quelle période m’intéresse plus précisément? </w:t>
             </w:r>
           </w:p>
         </w:tc>
         <w:tc>
           <w:tcPr>
-            <w:tcW w:w="6692" w:type="dxa"/>
+            <w:tcW w:w="7797" w:type="dxa"/>
             <w:tcBorders>
               <w:top w:val="single" w:sz="8" w:space="0" w:color="auto"/>
+              <w:bottom w:val="nil"/>
             </w:tcBorders>
-            <w:shd w:val="clear" w:color="auto" w:fill="auto"/>
           </w:tcPr>
           <w:p>
             <w:pPr>
-              <w:spacing w:line="276" w:lineRule="auto"/>
               <w:rPr>
                 <w:rFonts w:ascii="Roboto" w:hAnsi="Roboto"/>
                 <w:b/>
@@ -1336,7 +1545,27 @@
                 <w:b/>
                 <w:color w:val="000000" w:themeColor="text1"/>
               </w:rPr>
-              <w:t xml:space="preserve">Choisir une question et la reformuler comme objet de la recherche. </w:t>
+              <w:t>OÙ?</w:t>
+            </w:r>
+          </w:p>
+          <w:p>
+            <w:pPr>
+              <w:spacing w:line="276" w:lineRule="auto"/>
+              <w:rPr>
+                <w:rFonts w:ascii="Roboto" w:hAnsi="Roboto"/>
+                <w:color w:val="000000" w:themeColor="text1"/>
+                <w:sz w:val="18"/>
+                <w:szCs w:val="18"/>
+              </w:rPr>
+            </w:pPr>
+            <w:r>
+              <w:rPr>
+                <w:rFonts w:ascii="Roboto" w:hAnsi="Roboto"/>
+                <w:color w:val="000000" w:themeColor="text1"/>
+                <w:sz w:val="16"/>
+                <w:szCs w:val="16"/>
+              </w:rPr>
+              <w:t xml:space="preserve">Quel est le contexte géographique? Peut-on limiter à une région particulière? </w:t>
             </w:r>
           </w:p>
         </w:tc>
@@ -1348,8 +1577,9 @@
         </w:trPr>
         <w:tc>
           <w:tcPr>
-            <w:tcW w:w="6550" w:type="dxa"/>
+            <w:tcW w:w="7348" w:type="dxa"/>
             <w:tcBorders>
+              <w:top w:val="nil"/>
               <w:bottom w:val="single" w:sz="8" w:space="0" w:color="auto"/>
             </w:tcBorders>
           </w:tcPr>
@@ -1401,22 +1631,47 @@
               </w:rPr>
             </w:pPr>
           </w:p>
-          <w:p>
-            <w:pPr>
-              <w:rPr>
-                <w:rFonts w:ascii="Roboto" w:hAnsi="Roboto"/>
-                <w:color w:val="000000" w:themeColor="text1"/>
-              </w:rPr>
-            </w:pPr>
-          </w:p>
         </w:tc>
         <w:tc>
           <w:tcPr>
-            <w:tcW w:w="6692" w:type="dxa"/>
+            <w:tcW w:w="7797" w:type="dxa"/>
             <w:tcBorders>
+              <w:top w:val="nil"/>
               <w:bottom w:val="single" w:sz="8" w:space="0" w:color="auto"/>
             </w:tcBorders>
           </w:tcPr>
+          <w:p>
+            <w:pPr>
+              <w:rPr>
+                <w:rFonts w:ascii="Roboto" w:hAnsi="Roboto"/>
+                <w:color w:val="000000" w:themeColor="text1"/>
+              </w:rPr>
+            </w:pPr>
+          </w:p>
+          <w:p>
+            <w:pPr>
+              <w:rPr>
+                <w:rFonts w:ascii="Roboto" w:hAnsi="Roboto"/>
+                <w:color w:val="000000" w:themeColor="text1"/>
+              </w:rPr>
+            </w:pPr>
+          </w:p>
+          <w:p>
+            <w:pPr>
+              <w:rPr>
+                <w:rFonts w:ascii="Roboto" w:hAnsi="Roboto"/>
+                <w:color w:val="000000" w:themeColor="text1"/>
+              </w:rPr>
+            </w:pPr>
+          </w:p>
+          <w:p>
+            <w:pPr>
+              <w:rPr>
+                <w:rFonts w:ascii="Roboto" w:hAnsi="Roboto"/>
+                <w:color w:val="000000" w:themeColor="text1"/>
+              </w:rPr>
+            </w:pPr>
+          </w:p>
           <w:p>
             <w:pPr>
               <w:rPr>
@@ -1433,7 +1688,7 @@
         </w:trPr>
         <w:tc>
           <w:tcPr>
-            <w:tcW w:w="6550" w:type="dxa"/>
+            <w:tcW w:w="7348" w:type="dxa"/>
             <w:tcBorders>
               <w:top w:val="single" w:sz="8" w:space="0" w:color="auto"/>
               <w:bottom w:val="nil"/>
@@ -1453,7 +1708,7 @@
                 <w:b/>
                 <w:color w:val="000000" w:themeColor="text1"/>
               </w:rPr>
-              <w:t>QUAND?</w:t>
+              <w:t>COMMENT?</w:t>
             </w:r>
           </w:p>
           <w:p>
@@ -1470,16 +1725,16 @@
               <w:rPr>
                 <w:rFonts w:ascii="Roboto" w:hAnsi="Roboto"/>
                 <w:color w:val="000000" w:themeColor="text1"/>
-                <w:sz w:val="18"/>
-                <w:szCs w:val="18"/>
-              </w:rPr>
-              <w:t xml:space="preserve">De quelle période s'agit-il ? Est-ce une époque précise ? Peut-on le circonscrire dans le temps ? Quelle période m’intéresse plus précisément? </w:t>
+                <w:sz w:val="16"/>
+                <w:szCs w:val="16"/>
+              </w:rPr>
+              <w:t xml:space="preserve">Quelles approches ou points de vue faut-il considérer? Historique? Sociologique? Économique? Statistique? Légal? Scientifique? Éthique? </w:t>
             </w:r>
           </w:p>
         </w:tc>
         <w:tc>
           <w:tcPr>
-            <w:tcW w:w="6692" w:type="dxa"/>
+            <w:tcW w:w="7797" w:type="dxa"/>
             <w:tcBorders>
               <w:top w:val="single" w:sz="8" w:space="0" w:color="auto"/>
               <w:bottom w:val="nil"/>
@@ -1499,191 +1754,6 @@
                 <w:b/>
                 <w:color w:val="000000" w:themeColor="text1"/>
               </w:rPr>
-              <w:t>OÙ?</w:t>
-            </w:r>
-          </w:p>
-          <w:p>
-            <w:pPr>
-              <w:spacing w:line="276" w:lineRule="auto"/>
-              <w:rPr>
-                <w:rFonts w:ascii="Roboto" w:hAnsi="Roboto"/>
-                <w:color w:val="000000" w:themeColor="text1"/>
-                <w:sz w:val="18"/>
-                <w:szCs w:val="18"/>
-              </w:rPr>
-            </w:pPr>
-            <w:r>
-              <w:rPr>
-                <w:rFonts w:ascii="Roboto" w:hAnsi="Roboto"/>
-                <w:color w:val="000000" w:themeColor="text1"/>
-                <w:sz w:val="18"/>
-                <w:szCs w:val="18"/>
-              </w:rPr>
-              <w:t xml:space="preserve">Quel est le contexte géographique? Peut-on limiter à une région particulière? Pays? </w:t>
-            </w:r>
-          </w:p>
-        </w:tc>
-      </w:tr>
-      <w:tr>
-        <w:trPr>
-          <w:trHeight w:val="964"/>
-          <w:jc w:val="center"/>
-        </w:trPr>
-        <w:tc>
-          <w:tcPr>
-            <w:tcW w:w="6550" w:type="dxa"/>
-            <w:tcBorders>
-              <w:top w:val="nil"/>
-              <w:bottom w:val="single" w:sz="8" w:space="0" w:color="auto"/>
-            </w:tcBorders>
-          </w:tcPr>
-          <w:p>
-            <w:pPr>
-              <w:rPr>
-                <w:rFonts w:ascii="Roboto" w:hAnsi="Roboto"/>
-                <w:color w:val="000000" w:themeColor="text1"/>
-              </w:rPr>
-            </w:pPr>
-          </w:p>
-          <w:p>
-            <w:pPr>
-              <w:rPr>
-                <w:rFonts w:ascii="Roboto" w:hAnsi="Roboto"/>
-                <w:color w:val="000000" w:themeColor="text1"/>
-              </w:rPr>
-            </w:pPr>
-          </w:p>
-          <w:p>
-            <w:pPr>
-              <w:rPr>
-                <w:rFonts w:ascii="Roboto" w:hAnsi="Roboto"/>
-                <w:color w:val="000000" w:themeColor="text1"/>
-              </w:rPr>
-            </w:pPr>
-          </w:p>
-          <w:p>
-            <w:pPr>
-              <w:rPr>
-                <w:rFonts w:ascii="Roboto" w:hAnsi="Roboto"/>
-                <w:color w:val="000000" w:themeColor="text1"/>
-              </w:rPr>
-            </w:pPr>
-          </w:p>
-          <w:p>
-            <w:pPr>
-              <w:rPr>
-                <w:rFonts w:ascii="Roboto" w:hAnsi="Roboto"/>
-                <w:color w:val="000000" w:themeColor="text1"/>
-              </w:rPr>
-            </w:pPr>
-          </w:p>
-          <w:p>
-            <w:pPr>
-              <w:rPr>
-                <w:rFonts w:ascii="Roboto" w:hAnsi="Roboto"/>
-                <w:color w:val="000000" w:themeColor="text1"/>
-              </w:rPr>
-            </w:pPr>
-          </w:p>
-          <w:p>
-            <w:pPr>
-              <w:rPr>
-                <w:rFonts w:ascii="Roboto" w:hAnsi="Roboto"/>
-                <w:color w:val="000000" w:themeColor="text1"/>
-              </w:rPr>
-            </w:pPr>
-          </w:p>
-        </w:tc>
-        <w:tc>
-          <w:tcPr>
-            <w:tcW w:w="6692" w:type="dxa"/>
-            <w:tcBorders>
-              <w:top w:val="nil"/>
-              <w:bottom w:val="single" w:sz="8" w:space="0" w:color="auto"/>
-            </w:tcBorders>
-          </w:tcPr>
-          <w:p>
-            <w:pPr>
-              <w:rPr>
-                <w:rFonts w:ascii="Roboto" w:hAnsi="Roboto"/>
-                <w:color w:val="000000" w:themeColor="text1"/>
-              </w:rPr>
-            </w:pPr>
-          </w:p>
-        </w:tc>
-      </w:tr>
-      <w:tr>
-        <w:trPr>
-          <w:jc w:val="center"/>
-        </w:trPr>
-        <w:tc>
-          <w:tcPr>
-            <w:tcW w:w="6550" w:type="dxa"/>
-            <w:tcBorders>
-              <w:top w:val="single" w:sz="8" w:space="0" w:color="auto"/>
-              <w:bottom w:val="nil"/>
-            </w:tcBorders>
-          </w:tcPr>
-          <w:p>
-            <w:pPr>
-              <w:rPr>
-                <w:rFonts w:ascii="Roboto" w:hAnsi="Roboto"/>
-                <w:b/>
-                <w:color w:val="000000" w:themeColor="text1"/>
-              </w:rPr>
-            </w:pPr>
-            <w:r>
-              <w:rPr>
-                <w:rFonts w:ascii="Roboto" w:hAnsi="Roboto"/>
-                <w:b/>
-                <w:color w:val="000000" w:themeColor="text1"/>
-              </w:rPr>
-              <w:t>COMMENT?</w:t>
-            </w:r>
-          </w:p>
-          <w:p>
-            <w:pPr>
-              <w:spacing w:line="276" w:lineRule="auto"/>
-              <w:rPr>
-                <w:rFonts w:ascii="Roboto" w:hAnsi="Roboto"/>
-                <w:color w:val="000000" w:themeColor="text1"/>
-                <w:sz w:val="18"/>
-                <w:szCs w:val="18"/>
-              </w:rPr>
-            </w:pPr>
-            <w:r>
-              <w:rPr>
-                <w:rFonts w:ascii="Roboto" w:hAnsi="Roboto"/>
-                <w:color w:val="000000" w:themeColor="text1"/>
-                <w:sz w:val="18"/>
-                <w:szCs w:val="18"/>
-              </w:rPr>
-              <w:t xml:space="preserve">Quelles approches ou points de vue faut-il considérer? Historique? Sociologique? Économique? Statistique? Légal? Scientifique? Éthique? </w:t>
-            </w:r>
-          </w:p>
-        </w:tc>
-        <w:tc>
-          <w:tcPr>
-            <w:tcW w:w="6692" w:type="dxa"/>
-            <w:tcBorders>
-              <w:top w:val="single" w:sz="8" w:space="0" w:color="auto"/>
-              <w:bottom w:val="nil"/>
-            </w:tcBorders>
-          </w:tcPr>
-          <w:p>
-            <w:pPr>
-              <w:rPr>
-                <w:rFonts w:ascii="Roboto" w:hAnsi="Roboto"/>
-                <w:b/>
-                <w:color w:val="000000" w:themeColor="text1"/>
-              </w:rPr>
-            </w:pPr>
-            <w:r>
-              <w:rPr>
-                <w:rFonts w:ascii="Roboto" w:hAnsi="Roboto"/>
-                <w:b/>
-                <w:color w:val="000000" w:themeColor="text1"/>
-              </w:rPr>
               <w:t>POURQUOI?</w:t>
             </w:r>
           </w:p>
@@ -1701,8 +1771,8 @@
               <w:rPr>
                 <w:rFonts w:ascii="Roboto" w:hAnsi="Roboto"/>
                 <w:color w:val="000000" w:themeColor="text1"/>
-                <w:sz w:val="18"/>
-                <w:szCs w:val="18"/>
+                <w:sz w:val="16"/>
+                <w:szCs w:val="16"/>
               </w:rPr>
               <w:t xml:space="preserve">Quelle est la signification ou l'importance du sujet ? Quelles en sont les implications ? Pourquoi devrait-on s'en préoccuper? </w:t>
             </w:r>
@@ -1716,7 +1786,7 @@
         </w:trPr>
         <w:tc>
           <w:tcPr>
-            <w:tcW w:w="6550" w:type="dxa"/>
+            <w:tcW w:w="7348" w:type="dxa"/>
             <w:tcBorders>
               <w:top w:val="nil"/>
               <w:bottom w:val="single" w:sz="8" w:space="0" w:color="auto"/>
@@ -1754,23 +1824,47 @@
               </w:rPr>
             </w:pPr>
           </w:p>
-          <w:p>
-            <w:pPr>
-              <w:rPr>
-                <w:rFonts w:ascii="Roboto" w:hAnsi="Roboto"/>
-                <w:color w:val="000000" w:themeColor="text1"/>
-              </w:rPr>
-            </w:pPr>
-          </w:p>
         </w:tc>
         <w:tc>
           <w:tcPr>
-            <w:tcW w:w="6692" w:type="dxa"/>
+            <w:tcW w:w="7797" w:type="dxa"/>
             <w:tcBorders>
               <w:top w:val="nil"/>
               <w:bottom w:val="single" w:sz="8" w:space="0" w:color="auto"/>
             </w:tcBorders>
           </w:tcPr>
+          <w:p>
+            <w:pPr>
+              <w:rPr>
+                <w:rFonts w:ascii="Roboto" w:hAnsi="Roboto"/>
+                <w:color w:val="000000" w:themeColor="text1"/>
+              </w:rPr>
+            </w:pPr>
+          </w:p>
+          <w:p>
+            <w:pPr>
+              <w:rPr>
+                <w:rFonts w:ascii="Roboto" w:hAnsi="Roboto"/>
+                <w:color w:val="000000" w:themeColor="text1"/>
+              </w:rPr>
+            </w:pPr>
+          </w:p>
+          <w:p>
+            <w:pPr>
+              <w:rPr>
+                <w:rFonts w:ascii="Roboto" w:hAnsi="Roboto"/>
+                <w:color w:val="000000" w:themeColor="text1"/>
+              </w:rPr>
+            </w:pPr>
+          </w:p>
+          <w:p>
+            <w:pPr>
+              <w:rPr>
+                <w:rFonts w:ascii="Roboto" w:hAnsi="Roboto"/>
+                <w:color w:val="000000" w:themeColor="text1"/>
+              </w:rPr>
+            </w:pPr>
+          </w:p>
           <w:p>
             <w:pPr>
               <w:rPr>
@@ -1787,7 +1881,7 @@
         </w:trPr>
         <w:tc>
           <w:tcPr>
-            <w:tcW w:w="13242" w:type="dxa"/>
+            <w:tcW w:w="15145" w:type="dxa"/>
             <w:gridSpan w:val="2"/>
             <w:tcBorders>
               <w:top w:val="single" w:sz="8" w:space="0" w:color="auto"/>
@@ -1827,10 +1921,28 @@
               <w:rPr>
                 <w:rFonts w:ascii="Roboto" w:hAnsi="Roboto"/>
                 <w:color w:val="000000" w:themeColor="text1"/>
+                <w:sz w:val="16"/>
+                <w:szCs w:val="16"/>
+              </w:rPr>
+              <w:t>Quelles sont les questions auxquelles j’aimerais répondre?</w:t>
+            </w:r>
+            <w:r>
+              <w:rPr>
+                <w:rFonts w:ascii="Roboto" w:hAnsi="Roboto"/>
+                <w:color w:val="000000" w:themeColor="text1"/>
+                <w:sz w:val="16"/>
+                <w:szCs w:val="16"/>
+              </w:rPr>
+              <w:t xml:space="preserve"> Choisir une question et la reformuler comme objet de la recherche.</w:t>
+            </w:r>
+            <w:r>
+              <w:rPr>
+                <w:rFonts w:ascii="Roboto" w:hAnsi="Roboto"/>
+                <w:color w:val="000000" w:themeColor="text1"/>
                 <w:sz w:val="18"/>
                 <w:szCs w:val="18"/>
               </w:rPr>
-              <w:t xml:space="preserve">Quelles sont les questions auxquelles j’aimerais répondre? </w:t>
+              <w:t xml:space="preserve"> </w:t>
             </w:r>
           </w:p>
         </w:tc>
@@ -1842,7 +1954,7 @@
         </w:trPr>
         <w:tc>
           <w:tcPr>
-            <w:tcW w:w="13242" w:type="dxa"/>
+            <w:tcW w:w="15145" w:type="dxa"/>
             <w:gridSpan w:val="2"/>
             <w:tcBorders>
               <w:top w:val="nil"/>
@@ -1858,9 +1970,134 @@
               </w:rPr>
             </w:pPr>
           </w:p>
+          <w:p>
+            <w:pPr>
+              <w:rPr>
+                <w:rFonts w:ascii="Roboto" w:hAnsi="Roboto"/>
+                <w:color w:val="000000" w:themeColor="text1"/>
+                <w:szCs w:val="22"/>
+              </w:rPr>
+            </w:pPr>
+          </w:p>
+          <w:p>
+            <w:pPr>
+              <w:rPr>
+                <w:rFonts w:ascii="Roboto" w:hAnsi="Roboto"/>
+                <w:color w:val="000000" w:themeColor="text1"/>
+                <w:szCs w:val="22"/>
+              </w:rPr>
+            </w:pPr>
+          </w:p>
+          <w:p>
+            <w:pPr>
+              <w:rPr>
+                <w:rFonts w:ascii="Roboto" w:hAnsi="Roboto"/>
+                <w:color w:val="000000" w:themeColor="text1"/>
+                <w:szCs w:val="22"/>
+              </w:rPr>
+            </w:pPr>
+          </w:p>
         </w:tc>
       </w:tr>
     </w:tbl>
+    <w:p>
+      <w:pPr>
+        <w:pStyle w:val="Titre2"/>
+        <w:ind w:left="720"/>
+      </w:pPr>
+      <w:r>
+        <w:lastRenderedPageBreak/>
+        <w:t>Synthétiser</w:t>
+      </w:r>
+      <w:r>
+        <w:t xml:space="preserve"> </w:t>
+      </w:r>
+      <w:r>
+        <w:t>les concepts dans le d</w:t>
+      </w:r>
+      <w:r>
+        <w:t xml:space="preserve">iagramme de </w:t>
+      </w:r>
+      <w:proofErr w:type="spellStart"/>
+      <w:r>
+        <w:t>Venn</w:t>
+      </w:r>
+      <w:proofErr w:type="spellEnd"/>
+      <w:r>
+        <w:t xml:space="preserve"> </w:t>
+      </w:r>
+    </w:p>
+    <w:p/>
+    <w:p>
+      <w:pPr>
+        <w:pStyle w:val="Titre2"/>
+        <w:ind w:left="720"/>
+        <w:jc w:val="center"/>
+      </w:pPr>
+      <w:r>
+        <w:rPr>
+          <w:noProof/>
+        </w:rPr>
+        <w:drawing>
+          <wp:inline distT="0" distB="0" distL="0" distR="0" wp14:anchorId="78884506" wp14:editId="488599DA">
+            <wp:extent cx="9417881" cy="5710335"/>
+            <wp:effectExtent l="0" t="0" r="5715" b="5080"/>
+            <wp:docPr id="1906055679" name="Image 7"/>
+            <wp:cNvGraphicFramePr>
+              <a:graphicFrameLocks xmlns:a="http://schemas.openxmlformats.org/drawingml/2006/main" noChangeAspect="1"/>
+            </wp:cNvGraphicFramePr>
+            <a:graphic xmlns:a="http://schemas.openxmlformats.org/drawingml/2006/main">
+              <a:graphicData uri="http://schemas.openxmlformats.org/drawingml/2006/picture">
+                <pic:pic xmlns:pic="http://schemas.openxmlformats.org/drawingml/2006/picture">
+                  <pic:nvPicPr>
+                    <pic:cNvPr id="1906055679" name="Image 7"/>
+                    <pic:cNvPicPr/>
+                  </pic:nvPicPr>
+                  <pic:blipFill>
+                    <a:blip r:embed="rId12">
+                      <a:extLst>
+                        <a:ext uri="{28A0092B-C50C-407E-A947-70E740481C1C}">
+                          <a14:useLocalDpi xmlns:a14="http://schemas.microsoft.com/office/drawing/2010/main" val="0"/>
+                        </a:ext>
+                      </a:extLst>
+                    </a:blip>
+                    <a:stretch>
+                      <a:fillRect/>
+                    </a:stretch>
+                  </pic:blipFill>
+                  <pic:spPr>
+                    <a:xfrm>
+                      <a:off x="0" y="0"/>
+                      <a:ext cx="9471389" cy="5742778"/>
+                    </a:xfrm>
+                    <a:prstGeom prst="rect">
+                      <a:avLst/>
+                    </a:prstGeom>
+                  </pic:spPr>
+                </pic:pic>
+              </a:graphicData>
+            </a:graphic>
+          </wp:inline>
+        </w:drawing>
+      </w:r>
+    </w:p>
+    <w:p>
+      <w:pPr>
+        <w:tabs>
+          <w:tab w:val="left" w:pos="1822"/>
+        </w:tabs>
+        <w:sectPr>
+          <w:pgSz w:w="16838" w:h="11906" w:orient="landscape"/>
+          <w:pgMar w:top="567" w:right="720" w:bottom="720" w:left="720" w:header="709" w:footer="709" w:gutter="0"/>
+          <w:cols w:space="708"/>
+          <w:titlePg/>
+          <w:docGrid w:linePitch="360"/>
+        </w:sectPr>
+      </w:pPr>
+      <w:r>
+        <w:tab/>
+      </w:r>
+    </w:p>
     <w:p>
       <w:pPr>
         <w:pStyle w:val="Titre2"/>
@@ -1871,10 +2108,28 @@
       </w:pPr>
       <w:r>
         <w:lastRenderedPageBreak/>
-        <w:t xml:space="preserve">Identifié the mots clés </w:t>
-      </w:r>
-      <w:r>
-        <w:t>principaux à</w:t>
+        <w:t>Identifi</w:t>
+      </w:r>
+      <w:r>
+        <w:t>er</w:t>
+      </w:r>
+      <w:r>
+        <w:t xml:space="preserve"> </w:t>
+      </w:r>
+      <w:r>
+        <w:t xml:space="preserve">le </w:t>
+      </w:r>
+      <w:r>
+        <w:t xml:space="preserve">principaux </w:t>
+      </w:r>
+      <w:r>
+        <w:t>mots</w:t>
+      </w:r>
+      <w:r>
+        <w:t xml:space="preserve"> clés </w:t>
+      </w:r>
+      <w:r>
+        <w:t>à</w:t>
       </w:r>
       <w:r>
         <w:t xml:space="preserve"> utiliser dans la recherche </w:t>
@@ -1910,8 +2165,64 @@
           <w:sz w:val="20"/>
           <w:szCs w:val="20"/>
         </w:rPr>
-        <w:t>Sujet du travail :</w:t>
-      </w:r>
+        <w:t>Explicitez la q</w:t>
+      </w:r>
+      <w:r>
+        <w:rPr>
+          <w:rFonts w:ascii="Arial" w:hAnsi="Arial"/>
+          <w:b/>
+          <w:color w:val="000000" w:themeColor="text1"/>
+          <w:sz w:val="20"/>
+          <w:szCs w:val="20"/>
+        </w:rPr>
+        <w:t>uestion recherche</w:t>
+      </w:r>
+      <w:r>
+        <w:rPr>
+          <w:rFonts w:ascii="Arial" w:hAnsi="Arial"/>
+          <w:b/>
+          <w:color w:val="000000" w:themeColor="text1"/>
+          <w:sz w:val="20"/>
+          <w:szCs w:val="20"/>
+        </w:rPr>
+        <w:t>:</w:t>
+      </w:r>
+    </w:p>
+    <w:p>
+      <w:pPr>
+        <w:pBdr>
+          <w:top w:val="single" w:sz="4" w:space="1" w:color="FECE3F"/>
+          <w:left w:val="single" w:sz="4" w:space="5" w:color="FECE3F"/>
+          <w:bottom w:val="single" w:sz="4" w:space="1" w:color="FECE3F"/>
+          <w:right w:val="single" w:sz="4" w:space="0" w:color="FECE3F"/>
+        </w:pBdr>
+        <w:ind w:firstLine="142"/>
+        <w:rPr>
+          <w:rFonts w:ascii="Arial" w:hAnsi="Arial"/>
+          <w:b/>
+          <w:color w:val="000000" w:themeColor="text1"/>
+          <w:sz w:val="20"/>
+          <w:szCs w:val="20"/>
+        </w:rPr>
+      </w:pPr>
+    </w:p>
+    <w:p>
+      <w:pPr>
+        <w:pBdr>
+          <w:top w:val="single" w:sz="4" w:space="1" w:color="FECE3F"/>
+          <w:left w:val="single" w:sz="4" w:space="5" w:color="FECE3F"/>
+          <w:bottom w:val="single" w:sz="4" w:space="1" w:color="FECE3F"/>
+          <w:right w:val="single" w:sz="4" w:space="0" w:color="FECE3F"/>
+        </w:pBdr>
+        <w:ind w:firstLine="142"/>
+        <w:rPr>
+          <w:rFonts w:ascii="Arial" w:hAnsi="Arial"/>
+          <w:b/>
+          <w:color w:val="000000" w:themeColor="text1"/>
+          <w:sz w:val="20"/>
+          <w:szCs w:val="20"/>
+        </w:rPr>
+      </w:pPr>
     </w:p>
     <w:p>
       <w:pPr>
@@ -3177,7 +3488,13 @@
         </w:rPr>
       </w:pPr>
       <w:r>
-        <w:t xml:space="preserve">Définir une question de recherche </w:t>
+        <w:t xml:space="preserve">Définir une </w:t>
+      </w:r>
+      <w:r>
+        <w:t xml:space="preserve">stratégie </w:t>
+      </w:r>
+      <w:r>
+        <w:t xml:space="preserve">de recherche </w:t>
       </w:r>
     </w:p>
     <w:p>
@@ -3418,8 +3735,167 @@
       <w:pPr>
         <w:pStyle w:val="Titre2"/>
       </w:pPr>
-      <w:r>
-        <w:lastRenderedPageBreak/>
+    </w:p>
+    <w:tbl>
+      <w:tblPr>
+        <w:tblStyle w:val="Grilledutableau"/>
+        <w:tblW w:w="0" w:type="auto"/>
+        <w:tblLook w:val="04A0" w:firstRow="1" w:lastRow="0" w:firstColumn="1" w:lastColumn="0" w:noHBand="0" w:noVBand="1"/>
+      </w:tblPr>
+      <w:tblGrid>
+        <w:gridCol w:w="3020"/>
+        <w:gridCol w:w="3021"/>
+        <w:gridCol w:w="3021"/>
+      </w:tblGrid>
+      <w:tr>
+        <w:tc>
+          <w:tcPr>
+            <w:tcW w:w="3020" w:type="dxa"/>
+          </w:tcPr>
+          <w:p>
+            <w:pPr>
+              <w:pStyle w:val="Titre2"/>
+            </w:pPr>
+          </w:p>
+        </w:tc>
+        <w:tc>
+          <w:tcPr>
+            <w:tcW w:w="3021" w:type="dxa"/>
+          </w:tcPr>
+          <w:p>
+            <w:pPr>
+              <w:pStyle w:val="Titre2"/>
+            </w:pPr>
+          </w:p>
+        </w:tc>
+        <w:tc>
+          <w:tcPr>
+            <w:tcW w:w="3021" w:type="dxa"/>
+          </w:tcPr>
+          <w:p>
+            <w:pPr>
+              <w:pStyle w:val="Titre2"/>
+            </w:pPr>
+          </w:p>
+        </w:tc>
+      </w:tr>
+      <w:tr>
+        <w:tc>
+          <w:tcPr>
+            <w:tcW w:w="3020" w:type="dxa"/>
+          </w:tcPr>
+          <w:p>
+            <w:pPr>
+              <w:pStyle w:val="Titre2"/>
+            </w:pPr>
+          </w:p>
+        </w:tc>
+        <w:tc>
+          <w:tcPr>
+            <w:tcW w:w="3021" w:type="dxa"/>
+          </w:tcPr>
+          <w:p>
+            <w:pPr>
+              <w:pStyle w:val="Titre2"/>
+            </w:pPr>
+          </w:p>
+        </w:tc>
+        <w:tc>
+          <w:tcPr>
+            <w:tcW w:w="3021" w:type="dxa"/>
+          </w:tcPr>
+          <w:p>
+            <w:pPr>
+              <w:pStyle w:val="Titre2"/>
+            </w:pPr>
+          </w:p>
+        </w:tc>
+      </w:tr>
+      <w:tr>
+        <w:tc>
+          <w:tcPr>
+            <w:tcW w:w="3020" w:type="dxa"/>
+          </w:tcPr>
+          <w:p>
+            <w:pPr>
+              <w:pStyle w:val="Titre2"/>
+            </w:pPr>
+          </w:p>
+        </w:tc>
+        <w:tc>
+          <w:tcPr>
+            <w:tcW w:w="3021" w:type="dxa"/>
+          </w:tcPr>
+          <w:p>
+            <w:pPr>
+              <w:pStyle w:val="Titre2"/>
+            </w:pPr>
+          </w:p>
+        </w:tc>
+        <w:tc>
+          <w:tcPr>
+            <w:tcW w:w="3021" w:type="dxa"/>
+          </w:tcPr>
+          <w:p>
+            <w:pPr>
+              <w:pStyle w:val="Titre2"/>
+            </w:pPr>
+          </w:p>
+        </w:tc>
+      </w:tr>
+      <w:tr>
+        <w:tc>
+          <w:tcPr>
+            <w:tcW w:w="3020" w:type="dxa"/>
+          </w:tcPr>
+          <w:p>
+            <w:pPr>
+              <w:pStyle w:val="Titre2"/>
+            </w:pPr>
+          </w:p>
+        </w:tc>
+        <w:tc>
+          <w:tcPr>
+            <w:tcW w:w="3021" w:type="dxa"/>
+          </w:tcPr>
+          <w:p>
+            <w:pPr>
+              <w:pStyle w:val="Titre2"/>
+            </w:pPr>
+          </w:p>
+        </w:tc>
+        <w:tc>
+          <w:tcPr>
+            <w:tcW w:w="3021" w:type="dxa"/>
+          </w:tcPr>
+          <w:p>
+            <w:pPr>
+              <w:pStyle w:val="Titre2"/>
+            </w:pPr>
+          </w:p>
+        </w:tc>
+      </w:tr>
+    </w:tbl>
+    <w:p>
+      <w:pPr>
+        <w:pStyle w:val="Titre2"/>
+      </w:pPr>
+    </w:p>
+    <w:p>
+      <w:pPr>
+        <w:pStyle w:val="Titre2"/>
+      </w:pPr>
+    </w:p>
+    <w:p>
+      <w:pPr>
+        <w:pStyle w:val="Titre2"/>
+      </w:pPr>
+    </w:p>
+    <w:p>
+      <w:pPr>
+        <w:pStyle w:val="Titre2"/>
+      </w:pPr>
+      <w:r>
         <w:t>1.5</w:t>
       </w:r>
       <w:r>
@@ -3932,7 +4408,6 @@
         </w:numPr>
       </w:pPr>
       <w:r>
-        <w:lastRenderedPageBreak/>
         <w:t>L</w:t>
       </w:r>
       <w:r>
@@ -4463,7 +4938,7 @@
                           </pic:cNvPicPr>
                         </pic:nvPicPr>
                         <pic:blipFill>
-                          <a:blip r:embed="rId9"/>
+                          <a:blip r:embed="rId13"/>
                           <a:stretch>
                             <a:fillRect/>
                           </a:stretch>
@@ -4762,10 +5237,6 @@
       </w:pPr>
     </w:p>
     <w:sectPr>
-      <w:footerReference w:type="default" r:id="rId10"/>
-      <w:headerReference w:type="first" r:id="rId11"/>
-      <w:footerReference w:type="first" r:id="rId12"/>
-      <w:type w:val="continuous"/>
       <w:pgSz w:w="11906" w:h="16838"/>
       <w:pgMar w:top="1417" w:right="1417" w:bottom="1417" w:left="1417" w:header="708" w:footer="708" w:gutter="0"/>
       <w:cols w:space="708"/>
@@ -4777,7 +5248,7 @@
 </file>
 
 <file path=word/endnotes.xml><?xml version="1.0" encoding="utf-8"?>
-<w:endnotes xmlns:wpc="http://schemas.microsoft.com/office/word/2010/wordprocessingCanvas" xmlns:cx="http://schemas.microsoft.com/office/drawing/2014/chartex" xmlns:cx1="http://schemas.microsoft.com/office/drawing/2015/9/8/chartex" xmlns:cx2="http://schemas.microsoft.com/office/drawing/2015/10/21/chartex" xmlns:cx3="http://schemas.microsoft.com/office/drawing/2016/5/9/chartex" xmlns:cx4="http://schemas.microsoft.com/office/drawing/2016/5/10/chartex" xmlns:cx5="http://schemas.microsoft.com/office/drawing/2016/5/11/chartex" xmlns:cx6="http://schemas.microsoft.com/office/drawing/2016/5/12/chartex" xmlns:cx7="http://schemas.microsoft.com/office/drawing/2016/5/13/chartex" xmlns:cx8="http://schemas.microsoft.com/office/drawing/2016/5/14/chartex" xmlns:mc="http://schemas.openxmlformats.org/markup-compatibility/2006" xmlns:aink="http://schemas.microsoft.com/office/drawing/2016/ink" xmlns:am3d="http://schemas.microsoft.com/office/drawing/2017/model3d" xmlns:o="urn:schemas-microsoft-com:office:office" xmlns:oel="http://schemas.microsoft.com/office/2019/extlst" xmlns:r="http://schemas.openxmlformats.org/officeDocument/2006/relationships" xmlns:m="http://schemas.openxmlformats.org/officeDocument/2006/math" xmlns:v="urn:schemas-microsoft-com:vml" xmlns:wp14="http://schemas.microsoft.com/office/word/2010/wordprocessingDrawing" xmlns:wp="http://schemas.openxmlformats.org/drawingml/2006/wordprocessingDrawing" xmlns:w10="urn:schemas-microsoft-com:office:word" xmlns:w="http://schemas.openxmlformats.org/wordprocessingml/2006/main" xmlns:w14="http://schemas.microsoft.com/office/word/2010/wordml" xmlns:w15="http://schemas.microsoft.com/office/word/2012/wordml" xmlns:w16cex="http://schemas.microsoft.com/office/word/2018/wordml/cex" xmlns:w16cid="http://schemas.microsoft.com/office/word/2016/wordml/cid" xmlns:w16="http://schemas.microsoft.com/office/word/2018/wordml" xmlns:w16sdtdh="http://schemas.microsoft.com/office/word/2020/wordml/sdtdatahash" xmlns:w16se="http://schemas.microsoft.com/office/word/2015/wordml/symex" xmlns:wpg="http://schemas.microsoft.com/office/word/2010/wordprocessingGroup" xmlns:wpi="http://schemas.microsoft.com/office/word/2010/wordprocessingInk" xmlns:wne="http://schemas.microsoft.com/office/word/2006/wordml" xmlns:wps="http://schemas.microsoft.com/office/word/2010/wordprocessingShape" mc:Ignorable="w14 w15 w16se w16cid w16 w16cex w16sdtdh wp14">
+<w:endnotes xmlns:wpc="http://schemas.microsoft.com/office/word/2010/wordprocessingCanvas" xmlns:cx="http://schemas.microsoft.com/office/drawing/2014/chartex" xmlns:cx1="http://schemas.microsoft.com/office/drawing/2015/9/8/chartex" xmlns:cx2="http://schemas.microsoft.com/office/drawing/2015/10/21/chartex" xmlns:cx3="http://schemas.microsoft.com/office/drawing/2016/5/9/chartex" xmlns:cx4="http://schemas.microsoft.com/office/drawing/2016/5/10/chartex" xmlns:cx5="http://schemas.microsoft.com/office/drawing/2016/5/11/chartex" xmlns:cx6="http://schemas.microsoft.com/office/drawing/2016/5/12/chartex" xmlns:cx7="http://schemas.microsoft.com/office/drawing/2016/5/13/chartex" xmlns:cx8="http://schemas.microsoft.com/office/drawing/2016/5/14/chartex" xmlns:mc="http://schemas.openxmlformats.org/markup-compatibility/2006" xmlns:aink="http://schemas.microsoft.com/office/drawing/2016/ink" xmlns:am3d="http://schemas.microsoft.com/office/drawing/2017/model3d" xmlns:o="urn:schemas-microsoft-com:office:office" xmlns:oel="http://schemas.microsoft.com/office/2019/extlst" xmlns:r="http://schemas.openxmlformats.org/officeDocument/2006/relationships" xmlns:m="http://schemas.openxmlformats.org/officeDocument/2006/math" xmlns:v="urn:schemas-microsoft-com:vml" xmlns:wp14="http://schemas.microsoft.com/office/word/2010/wordprocessingDrawing" xmlns:wp="http://schemas.openxmlformats.org/drawingml/2006/wordprocessingDrawing" xmlns:w10="urn:schemas-microsoft-com:office:word" xmlns:w="http://schemas.openxmlformats.org/wordprocessingml/2006/main" xmlns:w14="http://schemas.microsoft.com/office/word/2010/wordml" xmlns:w15="http://schemas.microsoft.com/office/word/2012/wordml" xmlns:w16cex="http://schemas.microsoft.com/office/word/2018/wordml/cex" xmlns:w16cid="http://schemas.microsoft.com/office/word/2016/wordml/cid" xmlns:w16="http://schemas.microsoft.com/office/word/2018/wordml" xmlns:w16du="http://schemas.microsoft.com/office/word/2023/wordml/word16du" xmlns:w16sdtdh="http://schemas.microsoft.com/office/word/2020/wordml/sdtdatahash" xmlns:w16se="http://schemas.microsoft.com/office/word/2015/wordml/symex" xmlns:wpg="http://schemas.microsoft.com/office/word/2010/wordprocessingGroup" xmlns:wpi="http://schemas.microsoft.com/office/word/2010/wordprocessingInk" xmlns:wne="http://schemas.microsoft.com/office/word/2006/wordml" xmlns:wps="http://schemas.microsoft.com/office/word/2010/wordprocessingShape" mc:Ignorable="w14 w15 w16se w16cid w16 w16cex w16sdtdh w16du wp14">
   <w:endnote w:type="separator" w:id="-1">
     <w:p>
       <w:pPr>
@@ -4802,7 +5273,7 @@
 </file>
 
 <file path=word/footer1.xml><?xml version="1.0" encoding="utf-8"?>
-<w:ftr xmlns:wpc="http://schemas.microsoft.com/office/word/2010/wordprocessingCanvas" xmlns:cx="http://schemas.microsoft.com/office/drawing/2014/chartex" xmlns:cx1="http://schemas.microsoft.com/office/drawing/2015/9/8/chartex" xmlns:cx2="http://schemas.microsoft.com/office/drawing/2015/10/21/chartex" xmlns:cx3="http://schemas.microsoft.com/office/drawing/2016/5/9/chartex" xmlns:cx4="http://schemas.microsoft.com/office/drawing/2016/5/10/chartex" xmlns:cx5="http://schemas.microsoft.com/office/drawing/2016/5/11/chartex" xmlns:cx6="http://schemas.microsoft.com/office/drawing/2016/5/12/chartex" xmlns:cx7="http://schemas.microsoft.com/office/drawing/2016/5/13/chartex" xmlns:cx8="http://schemas.microsoft.com/office/drawing/2016/5/14/chartex" xmlns:mc="http://schemas.openxmlformats.org/markup-compatibility/2006" xmlns:aink="http://schemas.microsoft.com/office/drawing/2016/ink" xmlns:am3d="http://schemas.microsoft.com/office/drawing/2017/model3d" xmlns:o="urn:schemas-microsoft-com:office:office" xmlns:oel="http://schemas.microsoft.com/office/2019/extlst" xmlns:r="http://schemas.openxmlformats.org/officeDocument/2006/relationships" xmlns:m="http://schemas.openxmlformats.org/officeDocument/2006/math" xmlns:v="urn:schemas-microsoft-com:vml" xmlns:wp14="http://schemas.microsoft.com/office/word/2010/wordprocessingDrawing" xmlns:wp="http://schemas.openxmlformats.org/drawingml/2006/wordprocessingDrawing" xmlns:w10="urn:schemas-microsoft-com:office:word" xmlns:w="http://schemas.openxmlformats.org/wordprocessingml/2006/main" xmlns:w14="http://schemas.microsoft.com/office/word/2010/wordml" xmlns:w15="http://schemas.microsoft.com/office/word/2012/wordml" xmlns:w16cex="http://schemas.microsoft.com/office/word/2018/wordml/cex" xmlns:w16cid="http://schemas.microsoft.com/office/word/2016/wordml/cid" xmlns:w16="http://schemas.microsoft.com/office/word/2018/wordml" xmlns:w16sdtdh="http://schemas.microsoft.com/office/word/2020/wordml/sdtdatahash" xmlns:w16se="http://schemas.microsoft.com/office/word/2015/wordml/symex" xmlns:wpg="http://schemas.microsoft.com/office/word/2010/wordprocessingGroup" xmlns:wpi="http://schemas.microsoft.com/office/word/2010/wordprocessingInk" xmlns:wne="http://schemas.microsoft.com/office/word/2006/wordml" xmlns:wps="http://schemas.microsoft.com/office/word/2010/wordprocessingShape" mc:Ignorable="w14 w15 w16se w16cid w16 w16cex w16sdtdh wp14">
+<w:ftr xmlns:wpc="http://schemas.microsoft.com/office/word/2010/wordprocessingCanvas" xmlns:cx="http://schemas.microsoft.com/office/drawing/2014/chartex" xmlns:cx1="http://schemas.microsoft.com/office/drawing/2015/9/8/chartex" xmlns:cx2="http://schemas.microsoft.com/office/drawing/2015/10/21/chartex" xmlns:cx3="http://schemas.microsoft.com/office/drawing/2016/5/9/chartex" xmlns:cx4="http://schemas.microsoft.com/office/drawing/2016/5/10/chartex" xmlns:cx5="http://schemas.microsoft.com/office/drawing/2016/5/11/chartex" xmlns:cx6="http://schemas.microsoft.com/office/drawing/2016/5/12/chartex" xmlns:cx7="http://schemas.microsoft.com/office/drawing/2016/5/13/chartex" xmlns:cx8="http://schemas.microsoft.com/office/drawing/2016/5/14/chartex" xmlns:mc="http://schemas.openxmlformats.org/markup-compatibility/2006" xmlns:aink="http://schemas.microsoft.com/office/drawing/2016/ink" xmlns:am3d="http://schemas.microsoft.com/office/drawing/2017/model3d" xmlns:o="urn:schemas-microsoft-com:office:office" xmlns:oel="http://schemas.microsoft.com/office/2019/extlst" xmlns:r="http://schemas.openxmlformats.org/officeDocument/2006/relationships" xmlns:m="http://schemas.openxmlformats.org/officeDocument/2006/math" xmlns:v="urn:schemas-microsoft-com:vml" xmlns:wp14="http://schemas.microsoft.com/office/word/2010/wordprocessingDrawing" xmlns:wp="http://schemas.openxmlformats.org/drawingml/2006/wordprocessingDrawing" xmlns:w10="urn:schemas-microsoft-com:office:word" xmlns:w="http://schemas.openxmlformats.org/wordprocessingml/2006/main" xmlns:w14="http://schemas.microsoft.com/office/word/2010/wordml" xmlns:w15="http://schemas.microsoft.com/office/word/2012/wordml" xmlns:w16cex="http://schemas.microsoft.com/office/word/2018/wordml/cex" xmlns:w16cid="http://schemas.microsoft.com/office/word/2016/wordml/cid" xmlns:w16="http://schemas.microsoft.com/office/word/2018/wordml" xmlns:w16du="http://schemas.microsoft.com/office/word/2023/wordml/word16du" xmlns:w16sdtdh="http://schemas.microsoft.com/office/word/2020/wordml/sdtdatahash" xmlns:w16se="http://schemas.microsoft.com/office/word/2015/wordml/symex" xmlns:wpg="http://schemas.microsoft.com/office/word/2010/wordprocessingGroup" xmlns:wpi="http://schemas.microsoft.com/office/word/2010/wordprocessingInk" xmlns:wne="http://schemas.microsoft.com/office/word/2006/wordml" xmlns:wps="http://schemas.microsoft.com/office/word/2010/wordprocessingShape" mc:Ignorable="w14 w15 w16se w16cid w16 w16cex w16sdtdh w16du wp14">
   <w:p>
     <w:pPr>
       <w:pStyle w:val="Pieddepage"/>
@@ -4828,7 +5299,7 @@
           <wp:extent cx="234519" cy="290195"/>
           <wp:effectExtent l="0" t="0" r="0" b="0"/>
           <wp:wrapNone/>
-          <wp:docPr id="7" name="Image 16">
+          <wp:docPr id="1370375925" name="Image 16">
             <a:extLst xmlns:a="http://schemas.openxmlformats.org/drawingml/2006/main">
               <a:ext uri="{FF2B5EF4-FFF2-40B4-BE49-F238E27FC236}">
                 <a16:creationId xmlns:a16="http://schemas.microsoft.com/office/drawing/2014/main" id="{A9268611-87D1-9E2E-E45E-DC69322B4433}"/>
@@ -4997,7 +5468,7 @@
 </file>
 
 <file path=word/footer2.xml><?xml version="1.0" encoding="utf-8"?>
-<w:ftr xmlns:wpc="http://schemas.microsoft.com/office/word/2010/wordprocessingCanvas" xmlns:cx="http://schemas.microsoft.com/office/drawing/2014/chartex" xmlns:cx1="http://schemas.microsoft.com/office/drawing/2015/9/8/chartex" xmlns:cx2="http://schemas.microsoft.com/office/drawing/2015/10/21/chartex" xmlns:cx3="http://schemas.microsoft.com/office/drawing/2016/5/9/chartex" xmlns:cx4="http://schemas.microsoft.com/office/drawing/2016/5/10/chartex" xmlns:cx5="http://schemas.microsoft.com/office/drawing/2016/5/11/chartex" xmlns:cx6="http://schemas.microsoft.com/office/drawing/2016/5/12/chartex" xmlns:cx7="http://schemas.microsoft.com/office/drawing/2016/5/13/chartex" xmlns:cx8="http://schemas.microsoft.com/office/drawing/2016/5/14/chartex" xmlns:mc="http://schemas.openxmlformats.org/markup-compatibility/2006" xmlns:aink="http://schemas.microsoft.com/office/drawing/2016/ink" xmlns:am3d="http://schemas.microsoft.com/office/drawing/2017/model3d" xmlns:o="urn:schemas-microsoft-com:office:office" xmlns:oel="http://schemas.microsoft.com/office/2019/extlst" xmlns:r="http://schemas.openxmlformats.org/officeDocument/2006/relationships" xmlns:m="http://schemas.openxmlformats.org/officeDocument/2006/math" xmlns:v="urn:schemas-microsoft-com:vml" xmlns:wp14="http://schemas.microsoft.com/office/word/2010/wordprocessingDrawing" xmlns:wp="http://schemas.openxmlformats.org/drawingml/2006/wordprocessingDrawing" xmlns:w10="urn:schemas-microsoft-com:office:word" xmlns:w="http://schemas.openxmlformats.org/wordprocessingml/2006/main" xmlns:w14="http://schemas.microsoft.com/office/word/2010/wordml" xmlns:w15="http://schemas.microsoft.com/office/word/2012/wordml" xmlns:w16cex="http://schemas.microsoft.com/office/word/2018/wordml/cex" xmlns:w16cid="http://schemas.microsoft.com/office/word/2016/wordml/cid" xmlns:w16="http://schemas.microsoft.com/office/word/2018/wordml" xmlns:w16sdtdh="http://schemas.microsoft.com/office/word/2020/wordml/sdtdatahash" xmlns:w16se="http://schemas.microsoft.com/office/word/2015/wordml/symex" xmlns:wpg="http://schemas.microsoft.com/office/word/2010/wordprocessingGroup" xmlns:wpi="http://schemas.microsoft.com/office/word/2010/wordprocessingInk" xmlns:wne="http://schemas.microsoft.com/office/word/2006/wordml" xmlns:wps="http://schemas.microsoft.com/office/word/2010/wordprocessingShape" mc:Ignorable="w14 w15 w16se w16cid w16 w16cex w16sdtdh wp14">
+<w:ftr xmlns:wpc="http://schemas.microsoft.com/office/word/2010/wordprocessingCanvas" xmlns:cx="http://schemas.microsoft.com/office/drawing/2014/chartex" xmlns:cx1="http://schemas.microsoft.com/office/drawing/2015/9/8/chartex" xmlns:cx2="http://schemas.microsoft.com/office/drawing/2015/10/21/chartex" xmlns:cx3="http://schemas.microsoft.com/office/drawing/2016/5/9/chartex" xmlns:cx4="http://schemas.microsoft.com/office/drawing/2016/5/10/chartex" xmlns:cx5="http://schemas.microsoft.com/office/drawing/2016/5/11/chartex" xmlns:cx6="http://schemas.microsoft.com/office/drawing/2016/5/12/chartex" xmlns:cx7="http://schemas.microsoft.com/office/drawing/2016/5/13/chartex" xmlns:cx8="http://schemas.microsoft.com/office/drawing/2016/5/14/chartex" xmlns:mc="http://schemas.openxmlformats.org/markup-compatibility/2006" xmlns:aink="http://schemas.microsoft.com/office/drawing/2016/ink" xmlns:am3d="http://schemas.microsoft.com/office/drawing/2017/model3d" xmlns:o="urn:schemas-microsoft-com:office:office" xmlns:oel="http://schemas.microsoft.com/office/2019/extlst" xmlns:r="http://schemas.openxmlformats.org/officeDocument/2006/relationships" xmlns:m="http://schemas.openxmlformats.org/officeDocument/2006/math" xmlns:v="urn:schemas-microsoft-com:vml" xmlns:wp14="http://schemas.microsoft.com/office/word/2010/wordprocessingDrawing" xmlns:wp="http://schemas.openxmlformats.org/drawingml/2006/wordprocessingDrawing" xmlns:w10="urn:schemas-microsoft-com:office:word" xmlns:w="http://schemas.openxmlformats.org/wordprocessingml/2006/main" xmlns:w14="http://schemas.microsoft.com/office/word/2010/wordml" xmlns:w15="http://schemas.microsoft.com/office/word/2012/wordml" xmlns:w16cex="http://schemas.microsoft.com/office/word/2018/wordml/cex" xmlns:w16cid="http://schemas.microsoft.com/office/word/2016/wordml/cid" xmlns:w16="http://schemas.microsoft.com/office/word/2018/wordml" xmlns:w16du="http://schemas.microsoft.com/office/word/2023/wordml/word16du" xmlns:w16sdtdh="http://schemas.microsoft.com/office/word/2020/wordml/sdtdatahash" xmlns:w16se="http://schemas.microsoft.com/office/word/2015/wordml/symex" xmlns:wpg="http://schemas.microsoft.com/office/word/2010/wordprocessingGroup" xmlns:wpi="http://schemas.microsoft.com/office/word/2010/wordprocessingInk" xmlns:wne="http://schemas.microsoft.com/office/word/2006/wordml" xmlns:wps="http://schemas.microsoft.com/office/word/2010/wordprocessingShape" mc:Ignorable="w14 w15 w16se w16cid w16 w16cex w16sdtdh w16du wp14">
   <w:p>
     <w:pPr>
       <w:pStyle w:val="Pieddepage"/>
@@ -5107,7 +5578,7 @@
 </file>
 
 <file path=word/footnotes.xml><?xml version="1.0" encoding="utf-8"?>
-<w:footnotes xmlns:wpc="http://schemas.microsoft.com/office/word/2010/wordprocessingCanvas" xmlns:cx="http://schemas.microsoft.com/office/drawing/2014/chartex" xmlns:cx1="http://schemas.microsoft.com/office/drawing/2015/9/8/chartex" xmlns:cx2="http://schemas.microsoft.com/office/drawing/2015/10/21/chartex" xmlns:cx3="http://schemas.microsoft.com/office/drawing/2016/5/9/chartex" xmlns:cx4="http://schemas.microsoft.com/office/drawing/2016/5/10/chartex" xmlns:cx5="http://schemas.microsoft.com/office/drawing/2016/5/11/chartex" xmlns:cx6="http://schemas.microsoft.com/office/drawing/2016/5/12/chartex" xmlns:cx7="http://schemas.microsoft.com/office/drawing/2016/5/13/chartex" xmlns:cx8="http://schemas.microsoft.com/office/drawing/2016/5/14/chartex" xmlns:mc="http://schemas.openxmlformats.org/markup-compatibility/2006" xmlns:aink="http://schemas.microsoft.com/office/drawing/2016/ink" xmlns:am3d="http://schemas.microsoft.com/office/drawing/2017/model3d" xmlns:o="urn:schemas-microsoft-com:office:office" xmlns:oel="http://schemas.microsoft.com/office/2019/extlst" xmlns:r="http://schemas.openxmlformats.org/officeDocument/2006/relationships" xmlns:m="http://schemas.openxmlformats.org/officeDocument/2006/math" xmlns:v="urn:schemas-microsoft-com:vml" xmlns:wp14="http://schemas.microsoft.com/office/word/2010/wordprocessingDrawing" xmlns:wp="http://schemas.openxmlformats.org/drawingml/2006/wordprocessingDrawing" xmlns:w10="urn:schemas-microsoft-com:office:word" xmlns:w="http://schemas.openxmlformats.org/wordprocessingml/2006/main" xmlns:w14="http://schemas.microsoft.com/office/word/2010/wordml" xmlns:w15="http://schemas.microsoft.com/office/word/2012/wordml" xmlns:w16cex="http://schemas.microsoft.com/office/word/2018/wordml/cex" xmlns:w16cid="http://schemas.microsoft.com/office/word/2016/wordml/cid" xmlns:w16="http://schemas.microsoft.com/office/word/2018/wordml" xmlns:w16sdtdh="http://schemas.microsoft.com/office/word/2020/wordml/sdtdatahash" xmlns:w16se="http://schemas.microsoft.com/office/word/2015/wordml/symex" xmlns:wpg="http://schemas.microsoft.com/office/word/2010/wordprocessingGroup" xmlns:wpi="http://schemas.microsoft.com/office/word/2010/wordprocessingInk" xmlns:wne="http://schemas.microsoft.com/office/word/2006/wordml" xmlns:wps="http://schemas.microsoft.com/office/word/2010/wordprocessingShape" mc:Ignorable="w14 w15 w16se w16cid w16 w16cex w16sdtdh wp14">
+<w:footnotes xmlns:wpc="http://schemas.microsoft.com/office/word/2010/wordprocessingCanvas" xmlns:cx="http://schemas.microsoft.com/office/drawing/2014/chartex" xmlns:cx1="http://schemas.microsoft.com/office/drawing/2015/9/8/chartex" xmlns:cx2="http://schemas.microsoft.com/office/drawing/2015/10/21/chartex" xmlns:cx3="http://schemas.microsoft.com/office/drawing/2016/5/9/chartex" xmlns:cx4="http://schemas.microsoft.com/office/drawing/2016/5/10/chartex" xmlns:cx5="http://schemas.microsoft.com/office/drawing/2016/5/11/chartex" xmlns:cx6="http://schemas.microsoft.com/office/drawing/2016/5/12/chartex" xmlns:cx7="http://schemas.microsoft.com/office/drawing/2016/5/13/chartex" xmlns:cx8="http://schemas.microsoft.com/office/drawing/2016/5/14/chartex" xmlns:mc="http://schemas.openxmlformats.org/markup-compatibility/2006" xmlns:aink="http://schemas.microsoft.com/office/drawing/2016/ink" xmlns:am3d="http://schemas.microsoft.com/office/drawing/2017/model3d" xmlns:o="urn:schemas-microsoft-com:office:office" xmlns:oel="http://schemas.microsoft.com/office/2019/extlst" xmlns:r="http://schemas.openxmlformats.org/officeDocument/2006/relationships" xmlns:m="http://schemas.openxmlformats.org/officeDocument/2006/math" xmlns:v="urn:schemas-microsoft-com:vml" xmlns:wp14="http://schemas.microsoft.com/office/word/2010/wordprocessingDrawing" xmlns:wp="http://schemas.openxmlformats.org/drawingml/2006/wordprocessingDrawing" xmlns:w10="urn:schemas-microsoft-com:office:word" xmlns:w="http://schemas.openxmlformats.org/wordprocessingml/2006/main" xmlns:w14="http://schemas.microsoft.com/office/word/2010/wordml" xmlns:w15="http://schemas.microsoft.com/office/word/2012/wordml" xmlns:w16cex="http://schemas.microsoft.com/office/word/2018/wordml/cex" xmlns:w16cid="http://schemas.microsoft.com/office/word/2016/wordml/cid" xmlns:w16="http://schemas.microsoft.com/office/word/2018/wordml" xmlns:w16du="http://schemas.microsoft.com/office/word/2023/wordml/word16du" xmlns:w16sdtdh="http://schemas.microsoft.com/office/word/2020/wordml/sdtdatahash" xmlns:w16se="http://schemas.microsoft.com/office/word/2015/wordml/symex" xmlns:wpg="http://schemas.microsoft.com/office/word/2010/wordprocessingGroup" xmlns:wpi="http://schemas.microsoft.com/office/word/2010/wordprocessingInk" xmlns:wne="http://schemas.microsoft.com/office/word/2006/wordml" xmlns:wps="http://schemas.microsoft.com/office/word/2010/wordprocessingShape" mc:Ignorable="w14 w15 w16se w16cid w16 w16cex w16sdtdh w16du wp14">
   <w:footnote w:type="separator" w:id="-1">
     <w:p>
       <w:pPr>
@@ -5132,7 +5603,7 @@
 </file>
 
 <file path=word/header1.xml><?xml version="1.0" encoding="utf-8"?>
-<w:hdr xmlns:wpc="http://schemas.microsoft.com/office/word/2010/wordprocessingCanvas" xmlns:cx="http://schemas.microsoft.com/office/drawing/2014/chartex" xmlns:cx1="http://schemas.microsoft.com/office/drawing/2015/9/8/chartex" xmlns:cx2="http://schemas.microsoft.com/office/drawing/2015/10/21/chartex" xmlns:cx3="http://schemas.microsoft.com/office/drawing/2016/5/9/chartex" xmlns:cx4="http://schemas.microsoft.com/office/drawing/2016/5/10/chartex" xmlns:cx5="http://schemas.microsoft.com/office/drawing/2016/5/11/chartex" xmlns:cx6="http://schemas.microsoft.com/office/drawing/2016/5/12/chartex" xmlns:cx7="http://schemas.microsoft.com/office/drawing/2016/5/13/chartex" xmlns:cx8="http://schemas.microsoft.com/office/drawing/2016/5/14/chartex" xmlns:mc="http://schemas.openxmlformats.org/markup-compatibility/2006" xmlns:aink="http://schemas.microsoft.com/office/drawing/2016/ink" xmlns:am3d="http://schemas.microsoft.com/office/drawing/2017/model3d" xmlns:o="urn:schemas-microsoft-com:office:office" xmlns:oel="http://schemas.microsoft.com/office/2019/extlst" xmlns:r="http://schemas.openxmlformats.org/officeDocument/2006/relationships" xmlns:m="http://schemas.openxmlformats.org/officeDocument/2006/math" xmlns:v="urn:schemas-microsoft-com:vml" xmlns:wp14="http://schemas.microsoft.com/office/word/2010/wordprocessingDrawing" xmlns:wp="http://schemas.openxmlformats.org/drawingml/2006/wordprocessingDrawing" xmlns:w10="urn:schemas-microsoft-com:office:word" xmlns:w="http://schemas.openxmlformats.org/wordprocessingml/2006/main" xmlns:w14="http://schemas.microsoft.com/office/word/2010/wordml" xmlns:w15="http://schemas.microsoft.com/office/word/2012/wordml" xmlns:w16cex="http://schemas.microsoft.com/office/word/2018/wordml/cex" xmlns:w16cid="http://schemas.microsoft.com/office/word/2016/wordml/cid" xmlns:w16="http://schemas.microsoft.com/office/word/2018/wordml" xmlns:w16sdtdh="http://schemas.microsoft.com/office/word/2020/wordml/sdtdatahash" xmlns:w16se="http://schemas.microsoft.com/office/word/2015/wordml/symex" xmlns:wpg="http://schemas.microsoft.com/office/word/2010/wordprocessingGroup" xmlns:wpi="http://schemas.microsoft.com/office/word/2010/wordprocessingInk" xmlns:wne="http://schemas.microsoft.com/office/word/2006/wordml" xmlns:wps="http://schemas.microsoft.com/office/word/2010/wordprocessingShape" mc:Ignorable="w14 w15 w16se w16cid w16 w16cex w16sdtdh wp14">
+<w:hdr xmlns:wpc="http://schemas.microsoft.com/office/word/2010/wordprocessingCanvas" xmlns:cx="http://schemas.microsoft.com/office/drawing/2014/chartex" xmlns:cx1="http://schemas.microsoft.com/office/drawing/2015/9/8/chartex" xmlns:cx2="http://schemas.microsoft.com/office/drawing/2015/10/21/chartex" xmlns:cx3="http://schemas.microsoft.com/office/drawing/2016/5/9/chartex" xmlns:cx4="http://schemas.microsoft.com/office/drawing/2016/5/10/chartex" xmlns:cx5="http://schemas.microsoft.com/office/drawing/2016/5/11/chartex" xmlns:cx6="http://schemas.microsoft.com/office/drawing/2016/5/12/chartex" xmlns:cx7="http://schemas.microsoft.com/office/drawing/2016/5/13/chartex" xmlns:cx8="http://schemas.microsoft.com/office/drawing/2016/5/14/chartex" xmlns:mc="http://schemas.openxmlformats.org/markup-compatibility/2006" xmlns:aink="http://schemas.microsoft.com/office/drawing/2016/ink" xmlns:am3d="http://schemas.microsoft.com/office/drawing/2017/model3d" xmlns:o="urn:schemas-microsoft-com:office:office" xmlns:oel="http://schemas.microsoft.com/office/2019/extlst" xmlns:r="http://schemas.openxmlformats.org/officeDocument/2006/relationships" xmlns:m="http://schemas.openxmlformats.org/officeDocument/2006/math" xmlns:v="urn:schemas-microsoft-com:vml" xmlns:wp14="http://schemas.microsoft.com/office/word/2010/wordprocessingDrawing" xmlns:wp="http://schemas.openxmlformats.org/drawingml/2006/wordprocessingDrawing" xmlns:w10="urn:schemas-microsoft-com:office:word" xmlns:w="http://schemas.openxmlformats.org/wordprocessingml/2006/main" xmlns:w14="http://schemas.microsoft.com/office/word/2010/wordml" xmlns:w15="http://schemas.microsoft.com/office/word/2012/wordml" xmlns:w16cex="http://schemas.microsoft.com/office/word/2018/wordml/cex" xmlns:w16cid="http://schemas.microsoft.com/office/word/2016/wordml/cid" xmlns:w16="http://schemas.microsoft.com/office/word/2018/wordml" xmlns:w16du="http://schemas.microsoft.com/office/word/2023/wordml/word16du" xmlns:w16sdtdh="http://schemas.microsoft.com/office/word/2020/wordml/sdtdatahash" xmlns:w16se="http://schemas.microsoft.com/office/word/2015/wordml/symex" xmlns:wpg="http://schemas.microsoft.com/office/word/2010/wordprocessingGroup" xmlns:wpi="http://schemas.microsoft.com/office/word/2010/wordprocessingInk" xmlns:wne="http://schemas.microsoft.com/office/word/2006/wordml" xmlns:wps="http://schemas.microsoft.com/office/word/2010/wordprocessingShape" mc:Ignorable="w14 w15 w16se w16cid w16 w16cex w16sdtdh w16du wp14">
   <w:p>
     <w:pPr>
       <w:pStyle w:val="En-tte"/>
@@ -5153,7 +5624,7 @@
           <wp:extent cx="655320" cy="810895"/>
           <wp:effectExtent l="0" t="0" r="0" b="8255"/>
           <wp:wrapNone/>
-          <wp:docPr id="2" name="Image 16">
+          <wp:docPr id="607504915" name="Image 16">
             <a:extLst xmlns:a="http://schemas.openxmlformats.org/drawingml/2006/main">
               <a:ext uri="{FF2B5EF4-FFF2-40B4-BE49-F238E27FC236}">
                 <a16:creationId xmlns:a16="http://schemas.microsoft.com/office/drawing/2014/main" id="{A9268611-87D1-9E2E-E45E-DC69322B4433}"/>
@@ -5340,7 +5811,7 @@
 </file>
 
 <file path=word/numbering.xml><?xml version="1.0" encoding="utf-8"?>
-<w:numbering xmlns:wpc="http://schemas.microsoft.com/office/word/2010/wordprocessingCanvas" xmlns:cx="http://schemas.microsoft.com/office/drawing/2014/chartex" xmlns:cx1="http://schemas.microsoft.com/office/drawing/2015/9/8/chartex" xmlns:cx2="http://schemas.microsoft.com/office/drawing/2015/10/21/chartex" xmlns:cx3="http://schemas.microsoft.com/office/drawing/2016/5/9/chartex" xmlns:cx4="http://schemas.microsoft.com/office/drawing/2016/5/10/chartex" xmlns:cx5="http://schemas.microsoft.com/office/drawing/2016/5/11/chartex" xmlns:cx6="http://schemas.microsoft.com/office/drawing/2016/5/12/chartex" xmlns:cx7="http://schemas.microsoft.com/office/drawing/2016/5/13/chartex" xmlns:cx8="http://schemas.microsoft.com/office/drawing/2016/5/14/chartex" xmlns:mc="http://schemas.openxmlformats.org/markup-compatibility/2006" xmlns:aink="http://schemas.microsoft.com/office/drawing/2016/ink" xmlns:am3d="http://schemas.microsoft.com/office/drawing/2017/model3d" xmlns:o="urn:schemas-microsoft-com:office:office" xmlns:oel="http://schemas.microsoft.com/office/2019/extlst" xmlns:r="http://schemas.openxmlformats.org/officeDocument/2006/relationships" xmlns:m="http://schemas.openxmlformats.org/officeDocument/2006/math" xmlns:v="urn:schemas-microsoft-com:vml" xmlns:wp14="http://schemas.microsoft.com/office/word/2010/wordprocessingDrawing" xmlns:wp="http://schemas.openxmlformats.org/drawingml/2006/wordprocessingDrawing" xmlns:w10="urn:schemas-microsoft-com:office:word" xmlns:w="http://schemas.openxmlformats.org/wordprocessingml/2006/main" xmlns:w14="http://schemas.microsoft.com/office/word/2010/wordml" xmlns:w15="http://schemas.microsoft.com/office/word/2012/wordml" xmlns:w16cex="http://schemas.microsoft.com/office/word/2018/wordml/cex" xmlns:w16cid="http://schemas.microsoft.com/office/word/2016/wordml/cid" xmlns:w16="http://schemas.microsoft.com/office/word/2018/wordml" xmlns:w16sdtdh="http://schemas.microsoft.com/office/word/2020/wordml/sdtdatahash" xmlns:w16se="http://schemas.microsoft.com/office/word/2015/wordml/symex" xmlns:wpg="http://schemas.microsoft.com/office/word/2010/wordprocessingGroup" xmlns:wpi="http://schemas.microsoft.com/office/word/2010/wordprocessingInk" xmlns:wne="http://schemas.microsoft.com/office/word/2006/wordml" xmlns:wps="http://schemas.microsoft.com/office/word/2010/wordprocessingShape" mc:Ignorable="w14 w15 w16se w16cid w16 w16cex w16sdtdh wp14">
+<w:numbering xmlns:wpc="http://schemas.microsoft.com/office/word/2010/wordprocessingCanvas" xmlns:cx="http://schemas.microsoft.com/office/drawing/2014/chartex" xmlns:cx1="http://schemas.microsoft.com/office/drawing/2015/9/8/chartex" xmlns:cx2="http://schemas.microsoft.com/office/drawing/2015/10/21/chartex" xmlns:cx3="http://schemas.microsoft.com/office/drawing/2016/5/9/chartex" xmlns:cx4="http://schemas.microsoft.com/office/drawing/2016/5/10/chartex" xmlns:cx5="http://schemas.microsoft.com/office/drawing/2016/5/11/chartex" xmlns:cx6="http://schemas.microsoft.com/office/drawing/2016/5/12/chartex" xmlns:cx7="http://schemas.microsoft.com/office/drawing/2016/5/13/chartex" xmlns:cx8="http://schemas.microsoft.com/office/drawing/2016/5/14/chartex" xmlns:mc="http://schemas.openxmlformats.org/markup-compatibility/2006" xmlns:aink="http://schemas.microsoft.com/office/drawing/2016/ink" xmlns:am3d="http://schemas.microsoft.com/office/drawing/2017/model3d" xmlns:o="urn:schemas-microsoft-com:office:office" xmlns:oel="http://schemas.microsoft.com/office/2019/extlst" xmlns:r="http://schemas.openxmlformats.org/officeDocument/2006/relationships" xmlns:m="http://schemas.openxmlformats.org/officeDocument/2006/math" xmlns:v="urn:schemas-microsoft-com:vml" xmlns:wp14="http://schemas.microsoft.com/office/word/2010/wordprocessingDrawing" xmlns:wp="http://schemas.openxmlformats.org/drawingml/2006/wordprocessingDrawing" xmlns:w10="urn:schemas-microsoft-com:office:word" xmlns:w="http://schemas.openxmlformats.org/wordprocessingml/2006/main" xmlns:w14="http://schemas.microsoft.com/office/word/2010/wordml" xmlns:w15="http://schemas.microsoft.com/office/word/2012/wordml" xmlns:w16cex="http://schemas.microsoft.com/office/word/2018/wordml/cex" xmlns:w16cid="http://schemas.microsoft.com/office/word/2016/wordml/cid" xmlns:w16="http://schemas.microsoft.com/office/word/2018/wordml" xmlns:w16du="http://schemas.microsoft.com/office/word/2023/wordml/word16du" xmlns:w16sdtdh="http://schemas.microsoft.com/office/word/2020/wordml/sdtdatahash" xmlns:w16se="http://schemas.microsoft.com/office/word/2015/wordml/symex" xmlns:wpg="http://schemas.microsoft.com/office/word/2010/wordprocessingGroup" xmlns:wpi="http://schemas.microsoft.com/office/word/2010/wordprocessingInk" xmlns:wne="http://schemas.microsoft.com/office/word/2006/wordml" xmlns:wps="http://schemas.microsoft.com/office/word/2010/wordprocessingShape" mc:Ignorable="w14 w15 w16se w16cid w16 w16cex w16sdtdh w16du wp14">
   <w:abstractNum w:abstractNumId="0" w15:restartNumberingAfterBreak="0">
     <w:nsid w:val="0000A991"/>
     <w:multiLevelType w:val="multilevel"/>
@@ -7114,7 +7585,7 @@
 </file>
 
 <file path=word/styles.xml><?xml version="1.0" encoding="utf-8"?>
-<w:styles xmlns:mc="http://schemas.openxmlformats.org/markup-compatibility/2006" xmlns:r="http://schemas.openxmlformats.org/officeDocument/2006/relationships" xmlns:w="http://schemas.openxmlformats.org/wordprocessingml/2006/main" xmlns:w14="http://schemas.microsoft.com/office/word/2010/wordml" xmlns:w15="http://schemas.microsoft.com/office/word/2012/wordml" xmlns:w16cex="http://schemas.microsoft.com/office/word/2018/wordml/cex" xmlns:w16cid="http://schemas.microsoft.com/office/word/2016/wordml/cid" xmlns:w16="http://schemas.microsoft.com/office/word/2018/wordml" xmlns:w16sdtdh="http://schemas.microsoft.com/office/word/2020/wordml/sdtdatahash" xmlns:w16se="http://schemas.microsoft.com/office/word/2015/wordml/symex" mc:Ignorable="w14 w15 w16se w16cid w16 w16cex w16sdtdh">
+<w:styles xmlns:mc="http://schemas.openxmlformats.org/markup-compatibility/2006" xmlns:r="http://schemas.openxmlformats.org/officeDocument/2006/relationships" xmlns:w="http://schemas.openxmlformats.org/wordprocessingml/2006/main" xmlns:w14="http://schemas.microsoft.com/office/word/2010/wordml" xmlns:w15="http://schemas.microsoft.com/office/word/2012/wordml" xmlns:w16cex="http://schemas.microsoft.com/office/word/2018/wordml/cex" xmlns:w16cid="http://schemas.microsoft.com/office/word/2016/wordml/cid" xmlns:w16="http://schemas.microsoft.com/office/word/2018/wordml" xmlns:w16du="http://schemas.microsoft.com/office/word/2023/wordml/word16du" xmlns:w16sdtdh="http://schemas.microsoft.com/office/word/2020/wordml/sdtdatahash" xmlns:w16se="http://schemas.microsoft.com/office/word/2015/wordml/symex" mc:Ignorable="w14 w15 w16se w16cid w16 w16cex w16sdtdh w16du">
   <w:docDefaults>
     <w:rPrDefault>
       <w:rPr>
@@ -7846,7 +8317,7 @@
 </file>
 
 <file path=word/glossary/document.xml><?xml version="1.0" encoding="utf-8"?>
-<w:glossaryDocument xmlns:wpc="http://schemas.microsoft.com/office/word/2010/wordprocessingCanvas" xmlns:cx="http://schemas.microsoft.com/office/drawing/2014/chartex" xmlns:cx1="http://schemas.microsoft.com/office/drawing/2015/9/8/chartex" xmlns:cx2="http://schemas.microsoft.com/office/drawing/2015/10/21/chartex" xmlns:cx3="http://schemas.microsoft.com/office/drawing/2016/5/9/chartex" xmlns:cx4="http://schemas.microsoft.com/office/drawing/2016/5/10/chartex" xmlns:cx5="http://schemas.microsoft.com/office/drawing/2016/5/11/chartex" xmlns:cx6="http://schemas.microsoft.com/office/drawing/2016/5/12/chartex" xmlns:cx7="http://schemas.microsoft.com/office/drawing/2016/5/13/chartex" xmlns:cx8="http://schemas.microsoft.com/office/drawing/2016/5/14/chartex" xmlns:mc="http://schemas.openxmlformats.org/markup-compatibility/2006" xmlns:aink="http://schemas.microsoft.com/office/drawing/2016/ink" xmlns:am3d="http://schemas.microsoft.com/office/drawing/2017/model3d" xmlns:o="urn:schemas-microsoft-com:office:office" xmlns:oel="http://schemas.microsoft.com/office/2019/extlst" xmlns:r="http://schemas.openxmlformats.org/officeDocument/2006/relationships" xmlns:m="http://schemas.openxmlformats.org/officeDocument/2006/math" xmlns:v="urn:schemas-microsoft-com:vml" xmlns:wp14="http://schemas.microsoft.com/office/word/2010/wordprocessingDrawing" xmlns:wp="http://schemas.openxmlformats.org/drawingml/2006/wordprocessingDrawing" xmlns:w10="urn:schemas-microsoft-com:office:word" xmlns:w="http://schemas.openxmlformats.org/wordprocessingml/2006/main" xmlns:w14="http://schemas.microsoft.com/office/word/2010/wordml" xmlns:w15="http://schemas.microsoft.com/office/word/2012/wordml" xmlns:w16cex="http://schemas.microsoft.com/office/word/2018/wordml/cex" xmlns:w16cid="http://schemas.microsoft.com/office/word/2016/wordml/cid" xmlns:w16="http://schemas.microsoft.com/office/word/2018/wordml" xmlns:w16sdtdh="http://schemas.microsoft.com/office/word/2020/wordml/sdtdatahash" xmlns:w16se="http://schemas.microsoft.com/office/word/2015/wordml/symex" xmlns:wpg="http://schemas.microsoft.com/office/word/2010/wordprocessingGroup" xmlns:wpi="http://schemas.microsoft.com/office/word/2010/wordprocessingInk" xmlns:wne="http://schemas.microsoft.com/office/word/2006/wordml" xmlns:wps="http://schemas.microsoft.com/office/word/2010/wordprocessingShape" mc:Ignorable="w14 w15 w16se w16cid w16 w16cex w16sdtdh wp14">
+<w:glossaryDocument xmlns:wpc="http://schemas.microsoft.com/office/word/2010/wordprocessingCanvas" xmlns:cx="http://schemas.microsoft.com/office/drawing/2014/chartex" xmlns:cx1="http://schemas.microsoft.com/office/drawing/2015/9/8/chartex" xmlns:cx2="http://schemas.microsoft.com/office/drawing/2015/10/21/chartex" xmlns:cx3="http://schemas.microsoft.com/office/drawing/2016/5/9/chartex" xmlns:cx4="http://schemas.microsoft.com/office/drawing/2016/5/10/chartex" xmlns:cx5="http://schemas.microsoft.com/office/drawing/2016/5/11/chartex" xmlns:cx6="http://schemas.microsoft.com/office/drawing/2016/5/12/chartex" xmlns:cx7="http://schemas.microsoft.com/office/drawing/2016/5/13/chartex" xmlns:cx8="http://schemas.microsoft.com/office/drawing/2016/5/14/chartex" xmlns:mc="http://schemas.openxmlformats.org/markup-compatibility/2006" xmlns:aink="http://schemas.microsoft.com/office/drawing/2016/ink" xmlns:am3d="http://schemas.microsoft.com/office/drawing/2017/model3d" xmlns:o="urn:schemas-microsoft-com:office:office" xmlns:oel="http://schemas.microsoft.com/office/2019/extlst" xmlns:r="http://schemas.openxmlformats.org/officeDocument/2006/relationships" xmlns:m="http://schemas.openxmlformats.org/officeDocument/2006/math" xmlns:v="urn:schemas-microsoft-com:vml" xmlns:wp14="http://schemas.microsoft.com/office/word/2010/wordprocessingDrawing" xmlns:wp="http://schemas.openxmlformats.org/drawingml/2006/wordprocessingDrawing" xmlns:w10="urn:schemas-microsoft-com:office:word" xmlns:w="http://schemas.openxmlformats.org/wordprocessingml/2006/main" xmlns:w14="http://schemas.microsoft.com/office/word/2010/wordml" xmlns:w15="http://schemas.microsoft.com/office/word/2012/wordml" xmlns:w16cex="http://schemas.microsoft.com/office/word/2018/wordml/cex" xmlns:w16cid="http://schemas.microsoft.com/office/word/2016/wordml/cid" xmlns:w16="http://schemas.microsoft.com/office/word/2018/wordml" xmlns:w16du="http://schemas.microsoft.com/office/word/2023/wordml/word16du" xmlns:w16sdtdh="http://schemas.microsoft.com/office/word/2020/wordml/sdtdatahash" xmlns:w16se="http://schemas.microsoft.com/office/word/2015/wordml/symex" xmlns:wpg="http://schemas.microsoft.com/office/word/2010/wordprocessingGroup" xmlns:wpi="http://schemas.microsoft.com/office/word/2010/wordprocessingInk" xmlns:wne="http://schemas.microsoft.com/office/word/2006/wordml" xmlns:wps="http://schemas.microsoft.com/office/word/2010/wordprocessingShape" mc:Ignorable="w14 w15 w16se w16cid w16 w16cex w16sdtdh w16du wp14">
   <w:docParts>
     <w:docPart>
       <w:docPartPr>
@@ -7944,7 +8415,7 @@
 </file>
 
 <file path=word/glossary/fontTable.xml><?xml version="1.0" encoding="utf-8"?>
-<w:fonts xmlns:mc="http://schemas.openxmlformats.org/markup-compatibility/2006" xmlns:r="http://schemas.openxmlformats.org/officeDocument/2006/relationships" xmlns:w="http://schemas.openxmlformats.org/wordprocessingml/2006/main" xmlns:w14="http://schemas.microsoft.com/office/word/2010/wordml" xmlns:w15="http://schemas.microsoft.com/office/word/2012/wordml" xmlns:w16cex="http://schemas.microsoft.com/office/word/2018/wordml/cex" xmlns:w16cid="http://schemas.microsoft.com/office/word/2016/wordml/cid" xmlns:w16="http://schemas.microsoft.com/office/word/2018/wordml" xmlns:w16sdtdh="http://schemas.microsoft.com/office/word/2020/wordml/sdtdatahash" xmlns:w16se="http://schemas.microsoft.com/office/word/2015/wordml/symex" mc:Ignorable="w14 w15 w16se w16cid w16 w16cex w16sdtdh">
+<w:fonts xmlns:mc="http://schemas.openxmlformats.org/markup-compatibility/2006" xmlns:r="http://schemas.openxmlformats.org/officeDocument/2006/relationships" xmlns:w="http://schemas.openxmlformats.org/wordprocessingml/2006/main" xmlns:w14="http://schemas.microsoft.com/office/word/2010/wordml" xmlns:w15="http://schemas.microsoft.com/office/word/2012/wordml" xmlns:w16cex="http://schemas.microsoft.com/office/word/2018/wordml/cex" xmlns:w16cid="http://schemas.microsoft.com/office/word/2016/wordml/cid" xmlns:w16="http://schemas.microsoft.com/office/word/2018/wordml" xmlns:w16du="http://schemas.microsoft.com/office/word/2023/wordml/word16du" xmlns:w16sdtdh="http://schemas.microsoft.com/office/word/2020/wordml/sdtdatahash" xmlns:w16se="http://schemas.microsoft.com/office/word/2015/wordml/symex" mc:Ignorable="w14 w15 w16se w16cid w16 w16cex w16sdtdh w16du">
   <w:font w:name="Times New Roman">
     <w:panose1 w:val="02020603050405020304"/>
     <w:charset w:val="00"/>
@@ -8015,13 +8486,6 @@
     <w:pitch w:val="variable"/>
     <w:sig w:usb0="E0000AFF" w:usb1="5000217F" w:usb2="00000021" w:usb3="00000000" w:csb0="0000019F" w:csb1="00000000"/>
   </w:font>
-  <w:font w:name="Roboto">
-    <w:panose1 w:val="02000000000000000000"/>
-    <w:charset w:val="00"/>
-    <w:family w:val="auto"/>
-    <w:pitch w:val="variable"/>
-    <w:sig w:usb0="E0000AFF" w:usb1="5000217F" w:usb2="00000021" w:usb3="00000000" w:csb0="0000019F" w:csb1="00000000"/>
-  </w:font>
   <w:font w:name="Avenir45-Book">
     <w:altName w:val="Calibri"/>
     <w:panose1 w:val="020B0604020202020204"/>
@@ -8029,6 +8493,13 @@
     <w:family w:val="swiss"/>
     <w:pitch w:val="variable"/>
     <w:sig w:usb0="00000003" w:usb1="00000000" w:usb2="00000000" w:usb3="00000000" w:csb0="00000001" w:csb1="00000000"/>
+  </w:font>
+  <w:font w:name="Roboto">
+    <w:panose1 w:val="02000000000000000000"/>
+    <w:charset w:val="00"/>
+    <w:family w:val="auto"/>
+    <w:pitch w:val="variable"/>
+    <w:sig w:usb0="E0000AFF" w:usb1="5000217F" w:usb2="00000021" w:usb3="00000000" w:csb0="0000019F" w:csb1="00000000"/>
   </w:font>
   <w:font w:name="Avenir95-Black">
     <w:panose1 w:val="020B0604020202020204"/>
@@ -8055,7 +8526,7 @@
 </file>
 
 <file path=word/glossary/settings.xml><?xml version="1.0" encoding="utf-8"?>
-<w:settings xmlns:mc="http://schemas.openxmlformats.org/markup-compatibility/2006" xmlns:o="urn:schemas-microsoft-com:office:office" xmlns:r="http://schemas.openxmlformats.org/officeDocument/2006/relationships" xmlns:m="http://schemas.openxmlformats.org/officeDocument/2006/math" xmlns:v="urn:schemas-microsoft-com:vml" xmlns:w10="urn:schemas-microsoft-com:office:word" xmlns:w="http://schemas.openxmlformats.org/wordprocessingml/2006/main" xmlns:w14="http://schemas.microsoft.com/office/word/2010/wordml" xmlns:w15="http://schemas.microsoft.com/office/word/2012/wordml" xmlns:w16cex="http://schemas.microsoft.com/office/word/2018/wordml/cex" xmlns:w16cid="http://schemas.microsoft.com/office/word/2016/wordml/cid" xmlns:w16="http://schemas.microsoft.com/office/word/2018/wordml" xmlns:w16sdtdh="http://schemas.microsoft.com/office/word/2020/wordml/sdtdatahash" xmlns:w16se="http://schemas.microsoft.com/office/word/2015/wordml/symex" xmlns:sl="http://schemas.openxmlformats.org/schemaLibrary/2006/main" mc:Ignorable="w14 w15 w16se w16cid w16 w16cex w16sdtdh">
+<w:settings xmlns:mc="http://schemas.openxmlformats.org/markup-compatibility/2006" xmlns:o="urn:schemas-microsoft-com:office:office" xmlns:r="http://schemas.openxmlformats.org/officeDocument/2006/relationships" xmlns:m="http://schemas.openxmlformats.org/officeDocument/2006/math" xmlns:v="urn:schemas-microsoft-com:vml" xmlns:w10="urn:schemas-microsoft-com:office:word" xmlns:w="http://schemas.openxmlformats.org/wordprocessingml/2006/main" xmlns:w14="http://schemas.microsoft.com/office/word/2010/wordml" xmlns:w15="http://schemas.microsoft.com/office/word/2012/wordml" xmlns:w16cex="http://schemas.microsoft.com/office/word/2018/wordml/cex" xmlns:w16cid="http://schemas.microsoft.com/office/word/2016/wordml/cid" xmlns:w16="http://schemas.microsoft.com/office/word/2018/wordml" xmlns:w16du="http://schemas.microsoft.com/office/word/2023/wordml/word16du" xmlns:w16sdtdh="http://schemas.microsoft.com/office/word/2020/wordml/sdtdatahash" xmlns:w16se="http://schemas.microsoft.com/office/word/2015/wordml/symex" xmlns:sl="http://schemas.openxmlformats.org/schemaLibrary/2006/main" mc:Ignorable="w14 w15 w16se w16cid w16 w16cex w16sdtdh w16du">
   <w:view w:val="normal"/>
   <w:revisionView w:inkAnnotations="0"/>
   <w:defaultTabStop w:val="708"/>
@@ -8072,6 +8543,8 @@
   <w:rsids>
     <w:rsidRoot w:val="00EC08D1"/>
     <w:rsid w:val="00144091"/>
+    <w:rsid w:val="001867DC"/>
+    <w:rsid w:val="001964F2"/>
     <w:rsid w:val="001D2B6E"/>
     <w:rsid w:val="002205F7"/>
     <w:rsid w:val="00236080"/>
@@ -8079,6 +8552,7 @@
     <w:rsid w:val="003B0C85"/>
     <w:rsid w:val="003B23EC"/>
     <w:rsid w:val="003E4283"/>
+    <w:rsid w:val="00515AC2"/>
     <w:rsid w:val="00533626"/>
     <w:rsid w:val="005E696C"/>
     <w:rsid w:val="00605D10"/>
@@ -8090,6 +8564,7 @@
     <w:rsid w:val="00CF096F"/>
     <w:rsid w:val="00D26DDA"/>
     <w:rsid w:val="00D34E39"/>
+    <w:rsid w:val="00DA7A05"/>
     <w:rsid w:val="00E25F3E"/>
     <w:rsid w:val="00E36521"/>
     <w:rsid w:val="00EC08D1"/>
@@ -8116,7 +8591,7 @@
 </file>
 
 <file path=word/glossary/styles.xml><?xml version="1.0" encoding="utf-8"?>
-<w:styles xmlns:mc="http://schemas.openxmlformats.org/markup-compatibility/2006" xmlns:r="http://schemas.openxmlformats.org/officeDocument/2006/relationships" xmlns:w="http://schemas.openxmlformats.org/wordprocessingml/2006/main" xmlns:w14="http://schemas.microsoft.com/office/word/2010/wordml" xmlns:w15="http://schemas.microsoft.com/office/word/2012/wordml" xmlns:w16cex="http://schemas.microsoft.com/office/word/2018/wordml/cex" xmlns:w16cid="http://schemas.microsoft.com/office/word/2016/wordml/cid" xmlns:w16="http://schemas.microsoft.com/office/word/2018/wordml" xmlns:w16sdtdh="http://schemas.microsoft.com/office/word/2020/wordml/sdtdatahash" xmlns:w16se="http://schemas.microsoft.com/office/word/2015/wordml/symex" mc:Ignorable="w14 w15 w16se w16cid w16 w16cex w16sdtdh">
+<w:styles xmlns:mc="http://schemas.openxmlformats.org/markup-compatibility/2006" xmlns:r="http://schemas.openxmlformats.org/officeDocument/2006/relationships" xmlns:w="http://schemas.openxmlformats.org/wordprocessingml/2006/main" xmlns:w14="http://schemas.microsoft.com/office/word/2010/wordml" xmlns:w15="http://schemas.microsoft.com/office/word/2012/wordml" xmlns:w16cex="http://schemas.microsoft.com/office/word/2018/wordml/cex" xmlns:w16cid="http://schemas.microsoft.com/office/word/2016/wordml/cid" xmlns:w16="http://schemas.microsoft.com/office/word/2018/wordml" xmlns:w16du="http://schemas.microsoft.com/office/word/2023/wordml/word16du" xmlns:w16sdtdh="http://schemas.microsoft.com/office/word/2020/wordml/sdtdatahash" xmlns:w16se="http://schemas.microsoft.com/office/word/2015/wordml/symex" mc:Ignorable="w14 w15 w16se w16cid w16 w16cex w16sdtdh w16du">
   <w:docDefaults>
     <w:rPrDefault>
       <w:rPr>
@@ -8579,7 +9054,7 @@
 </file>
 
 <file path=word/glossary/webSettings.xml><?xml version="1.0" encoding="utf-8"?>
-<w:webSettings xmlns:mc="http://schemas.openxmlformats.org/markup-compatibility/2006" xmlns:r="http://schemas.openxmlformats.org/officeDocument/2006/relationships" xmlns:w="http://schemas.openxmlformats.org/wordprocessingml/2006/main" xmlns:w14="http://schemas.microsoft.com/office/word/2010/wordml" xmlns:w15="http://schemas.microsoft.com/office/word/2012/wordml" xmlns:w16cex="http://schemas.microsoft.com/office/word/2018/wordml/cex" xmlns:w16cid="http://schemas.microsoft.com/office/word/2016/wordml/cid" xmlns:w16="http://schemas.microsoft.com/office/word/2018/wordml" xmlns:w16sdtdh="http://schemas.microsoft.com/office/word/2020/wordml/sdtdatahash" xmlns:w16se="http://schemas.microsoft.com/office/word/2015/wordml/symex" mc:Ignorable="w14 w15 w16se w16cid w16 w16cex w16sdtdh">
+<w:webSettings xmlns:mc="http://schemas.openxmlformats.org/markup-compatibility/2006" xmlns:r="http://schemas.openxmlformats.org/officeDocument/2006/relationships" xmlns:w="http://schemas.openxmlformats.org/wordprocessingml/2006/main" xmlns:w14="http://schemas.microsoft.com/office/word/2010/wordml" xmlns:w15="http://schemas.microsoft.com/office/word/2012/wordml" xmlns:w16cex="http://schemas.microsoft.com/office/word/2018/wordml/cex" xmlns:w16cid="http://schemas.microsoft.com/office/word/2016/wordml/cid" xmlns:w16="http://schemas.microsoft.com/office/word/2018/wordml" xmlns:w16du="http://schemas.microsoft.com/office/word/2023/wordml/word16du" xmlns:w16sdtdh="http://schemas.microsoft.com/office/word/2020/wordml/sdtdatahash" xmlns:w16se="http://schemas.microsoft.com/office/word/2015/wordml/symex" mc:Ignorable="w14 w15 w16se w16cid w16 w16cex w16sdtdh w16du">
   <w:optimizeForBrowser/>
   <w:allowPNG/>
 </w:webSettings>
